--- a/6. Documentation With Templates/V&V plan/VVP-AIRBAG-ECU-001_v110.docx
+++ b/6. Documentation With Templates/V&V plan/VVP-AIRBAG-ECU-001_v110.docx
@@ -4,7 +4,8 @@
   <w:body>
     <w:tbl>
       <w:tblPr>
-        <w:tblW w:w="9360" w:type="dxa"/>
+        <w:tblW w:w="9746" w:type="dxa"/>
+        <w:jc w:val="center"/>
         <w:tblBorders>
           <w:top w:val="single" w:sz="4" w:space="0" w:color="auto"/>
           <w:left w:val="single" w:sz="4" w:space="0" w:color="auto"/>
@@ -17,26 +18,23 @@
           <w:left w:w="10" w:type="dxa"/>
           <w:right w:w="10" w:type="dxa"/>
         </w:tblCellMar>
-        <w:tblLook w:val="0000" w:firstRow="0" w:lastRow="0" w:firstColumn="0" w:lastColumn="0" w:noHBand="0" w:noVBand="0"/>
+        <w:tblLook w:val="04A0" w:firstRow="1" w:lastRow="0" w:firstColumn="1" w:lastColumn="0" w:noHBand="0" w:noVBand="1"/>
       </w:tblPr>
       <w:tblGrid>
-        <w:gridCol w:w="9360"/>
+        <w:gridCol w:w="9746"/>
       </w:tblGrid>
       <w:tr>
-        <w:tblPrEx>
-          <w:tblCellMar>
-            <w:top w:w="0" w:type="dxa"/>
-            <w:bottom w:w="0" w:type="dxa"/>
-          </w:tblCellMar>
-        </w:tblPrEx>
-        <w:tc>
-          <w:tcPr>
-            <w:tcW w:w="0" w:type="auto"/>
-            <w:tcBorders>
-              <w:top w:val="single" w:sz="1" w:space="0" w:color="AAAAAA"/>
-              <w:left w:val="single" w:sz="1" w:space="0" w:color="AAAAAA"/>
-              <w:bottom w:val="single" w:sz="1" w:space="0" w:color="AAAAAA"/>
-              <w:right w:val="single" w:sz="1" w:space="0" w:color="AAAAAA"/>
+        <w:trPr>
+          <w:jc w:val="center"/>
+        </w:trPr>
+        <w:tc>
+          <w:tcPr>
+            <w:tcW w:w="9746" w:type="dxa"/>
+            <w:tcBorders>
+              <w:top w:val="single" w:sz="4" w:space="0" w:color="CCCCCC"/>
+              <w:left w:val="single" w:sz="4" w:space="0" w:color="CCCCCC"/>
+              <w:bottom w:val="single" w:sz="4" w:space="0" w:color="CCCCCC"/>
+              <w:right w:val="single" w:sz="4" w:space="0" w:color="CCCCCC"/>
             </w:tcBorders>
             <w:shd w:val="clear" w:color="auto" w:fill="1F3864"/>
             <w:tcMar>
@@ -45,27 +43,44 @@
               <w:bottom w:w="200" w:type="dxa"/>
               <w:right w:w="200" w:type="dxa"/>
             </w:tcMar>
+            <w:vAlign w:val="center"/>
           </w:tcPr>
           <w:p>
             <w:pPr>
-              <w:spacing w:before="60" w:after="20"/>
               <w:jc w:val="center"/>
+              <w:rPr>
+                <w:color w:val="FFFFFF"/>
+                <w:sz w:val="24"/>
+                <w:szCs w:val="24"/>
+              </w:rPr>
             </w:pPr>
             <w:r>
               <w:rPr>
-                <w:b/>
-                <w:bCs/>
                 <w:color w:val="FFFFFF"/>
-              </w:rPr>
-              <w:t>Airbag ECU Portfolio  —  HS Harz — Functional Safety</w:t>
+                <w:sz w:val="24"/>
+                <w:szCs w:val="24"/>
+              </w:rPr>
+              <w:t xml:space="preserve">Airbag ECU Portfolio </w:t>
             </w:r>
           </w:p>
           <w:p>
             <w:pPr>
-              <w:spacing w:before="20" w:after="20"/>
               <w:jc w:val="center"/>
+              <w:rPr>
+                <w:color w:val="BDD7EE"/>
+              </w:rPr>
             </w:pPr>
             <w:r>
+              <w:rPr>
+                <w:color w:val="BDD7EE"/>
+              </w:rPr>
+              <w:t xml:space="preserve">  HS Harz — Functional Safety</w:t>
+            </w:r>
+          </w:p>
+          <w:p>
+            <w:pPr>
+              <w:spacing w:before="100"/>
+              <w:jc w:val="center"/>
               <w:rPr>
                 <w:b/>
                 <w:bCs/>
@@ -73,35 +88,103 @@
                 <w:sz w:val="28"/>
                 <w:szCs w:val="28"/>
               </w:rPr>
+            </w:pPr>
+            <w:r>
+              <w:rPr>
+                <w:b/>
+                <w:bCs/>
+                <w:color w:val="FFFFFF"/>
+                <w:sz w:val="48"/>
+                <w:szCs w:val="48"/>
+              </w:rPr>
               <w:t>AIRBAG ELECTRONIC CONTROL UNIT</w:t>
             </w:r>
           </w:p>
           <w:p>
             <w:pPr>
-              <w:spacing w:before="20" w:after="20"/>
+              <w:spacing w:before="100"/>
               <w:jc w:val="center"/>
+              <w:rPr>
+                <w:b/>
+                <w:bCs/>
+                <w:color w:val="FFFFFF"/>
+                <w:sz w:val="28"/>
+                <w:szCs w:val="28"/>
+              </w:rPr>
             </w:pPr>
-            <w:r>
-              <w:rPr>
-                <w:color w:val="CCCCCC"/>
-                <w:sz w:val="20"/>
-                <w:szCs w:val="20"/>
-              </w:rPr>
-              <w:t>Measurement and Processing of Sensor Signals to Control Airbag Operation</w:t>
-            </w:r>
           </w:p>
           <w:p>
             <w:pPr>
-              <w:spacing w:before="40" w:after="60"/>
               <w:jc w:val="center"/>
-            </w:pPr>
-            <w:r>
-              <w:rPr>
-                <w:b/>
-                <w:bCs/>
-                <w:color w:val="FFD700"/>
+              <w:rPr>
+                <w:color w:val="BDD7EE"/>
                 <w:sz w:val="24"/>
                 <w:szCs w:val="24"/>
+              </w:rPr>
+            </w:pPr>
+            <w:r>
+              <w:rPr>
+                <w:color w:val="BDD7EE"/>
+                <w:sz w:val="24"/>
+                <w:szCs w:val="24"/>
+              </w:rPr>
+              <w:t>Measurement and Processing of Sensor Signals to Control Airbag Operation</w:t>
+            </w:r>
+          </w:p>
+          <w:p>
+            <w:pPr>
+              <w:spacing w:before="160"/>
+              <w:jc w:val="center"/>
+              <w:rPr>
+                <w:color w:val="FFFFFF"/>
+                <w:sz w:val="24"/>
+                <w:szCs w:val="24"/>
+              </w:rPr>
+            </w:pPr>
+          </w:p>
+        </w:tc>
+      </w:tr>
+      <w:tr>
+        <w:trPr>
+          <w:trHeight w:val="916"/>
+          <w:jc w:val="center"/>
+        </w:trPr>
+        <w:tc>
+          <w:tcPr>
+            <w:tcW w:w="9746" w:type="dxa"/>
+            <w:tcBorders>
+              <w:top w:val="single" w:sz="4" w:space="0" w:color="CCCCCC"/>
+              <w:left w:val="single" w:sz="4" w:space="0" w:color="CCCCCC"/>
+              <w:bottom w:val="single" w:sz="4" w:space="0" w:color="CCCCCC"/>
+              <w:right w:val="single" w:sz="4" w:space="0" w:color="CCCCCC"/>
+            </w:tcBorders>
+            <w:shd w:val="clear" w:color="auto" w:fill="2E75B6"/>
+            <w:tcMar>
+              <w:top w:w="200" w:type="dxa"/>
+              <w:left w:w="200" w:type="dxa"/>
+              <w:bottom w:w="200" w:type="dxa"/>
+              <w:right w:w="200" w:type="dxa"/>
+            </w:tcMar>
+            <w:vAlign w:val="center"/>
+          </w:tcPr>
+          <w:p>
+            <w:pPr>
+              <w:jc w:val="center"/>
+              <w:rPr>
+                <w:b/>
+                <w:bCs/>
+                <w:color w:val="FFFFFF"/>
+                <w:sz w:val="32"/>
+                <w:szCs w:val="32"/>
+              </w:rPr>
+            </w:pPr>
+            <w:r>
+              <w:rPr>
+                <w:b/>
+                <w:bCs/>
+                <w:color w:val="FFFFFF"/>
+                <w:sz w:val="32"/>
+                <w:szCs w:val="32"/>
               </w:rPr>
               <w:t>VERIFICATION AND VALIDATION PLAN (V&amp;V PLAN)</w:t>
             </w:r>
@@ -136,12 +219,6 @@
         <w:gridCol w:w="6960"/>
       </w:tblGrid>
       <w:tr>
-        <w:tblPrEx>
-          <w:tblCellMar>
-            <w:top w:w="0" w:type="dxa"/>
-            <w:bottom w:w="0" w:type="dxa"/>
-          </w:tblCellMar>
-        </w:tblPrEx>
         <w:tc>
           <w:tcPr>
             <w:tcW w:w="2400" w:type="dxa"/>
@@ -200,12 +277,6 @@
         </w:tc>
       </w:tr>
       <w:tr>
-        <w:tblPrEx>
-          <w:tblCellMar>
-            <w:top w:w="0" w:type="dxa"/>
-            <w:bottom w:w="0" w:type="dxa"/>
-          </w:tblCellMar>
-        </w:tblPrEx>
         <w:tc>
           <w:tcPr>
             <w:tcW w:w="2400" w:type="dxa"/>
@@ -264,12 +335,6 @@
         </w:tc>
       </w:tr>
       <w:tr>
-        <w:tblPrEx>
-          <w:tblCellMar>
-            <w:top w:w="0" w:type="dxa"/>
-            <w:bottom w:w="0" w:type="dxa"/>
-          </w:tblCellMar>
-        </w:tblPrEx>
         <w:tc>
           <w:tcPr>
             <w:tcW w:w="2400" w:type="dxa"/>
@@ -328,12 +393,6 @@
         </w:tc>
       </w:tr>
       <w:tr>
-        <w:tblPrEx>
-          <w:tblCellMar>
-            <w:top w:w="0" w:type="dxa"/>
-            <w:bottom w:w="0" w:type="dxa"/>
-          </w:tblCellMar>
-        </w:tblPrEx>
         <w:tc>
           <w:tcPr>
             <w:tcW w:w="2400" w:type="dxa"/>
@@ -392,12 +451,6 @@
         </w:tc>
       </w:tr>
       <w:tr>
-        <w:tblPrEx>
-          <w:tblCellMar>
-            <w:top w:w="0" w:type="dxa"/>
-            <w:bottom w:w="0" w:type="dxa"/>
-          </w:tblCellMar>
-        </w:tblPrEx>
         <w:tc>
           <w:tcPr>
             <w:tcW w:w="2400" w:type="dxa"/>
@@ -459,27 +512,12 @@
                 <w:sz w:val="20"/>
                 <w:szCs w:val="20"/>
               </w:rPr>
-              <w:t xml:space="preserve"> Bhosale — Testing Engineer V&amp;V, HS Harz </w:t>
-            </w:r>
-            <w:proofErr w:type="spellStart"/>
-            <w:r>
-              <w:rPr>
-                <w:sz w:val="20"/>
-                <w:szCs w:val="20"/>
-              </w:rPr>
-              <w:t>FuSa</w:t>
-            </w:r>
-            <w:proofErr w:type="spellEnd"/>
+              <w:t xml:space="preserve"> Bhosale </w:t>
+            </w:r>
           </w:p>
         </w:tc>
       </w:tr>
       <w:tr>
-        <w:tblPrEx>
-          <w:tblCellMar>
-            <w:top w:w="0" w:type="dxa"/>
-            <w:bottom w:w="0" w:type="dxa"/>
-          </w:tblCellMar>
-        </w:tblPrEx>
         <w:tc>
           <w:tcPr>
             <w:tcW w:w="2400" w:type="dxa"/>
@@ -538,12 +576,6 @@
         </w:tc>
       </w:tr>
       <w:tr>
-        <w:tblPrEx>
-          <w:tblCellMar>
-            <w:top w:w="0" w:type="dxa"/>
-            <w:bottom w:w="0" w:type="dxa"/>
-          </w:tblCellMar>
-        </w:tblPrEx>
         <w:tc>
           <w:tcPr>
             <w:tcW w:w="2400" w:type="dxa"/>
@@ -602,12 +634,6 @@
         </w:tc>
       </w:tr>
       <w:tr>
-        <w:tblPrEx>
-          <w:tblCellMar>
-            <w:top w:w="0" w:type="dxa"/>
-            <w:bottom w:w="0" w:type="dxa"/>
-          </w:tblCellMar>
-        </w:tblPrEx>
         <w:tc>
           <w:tcPr>
             <w:tcW w:w="2400" w:type="dxa"/>
@@ -666,12 +692,6 @@
         </w:tc>
       </w:tr>
       <w:tr>
-        <w:tblPrEx>
-          <w:tblCellMar>
-            <w:top w:w="0" w:type="dxa"/>
-            <w:bottom w:w="0" w:type="dxa"/>
-          </w:tblCellMar>
-        </w:tblPrEx>
         <w:tc>
           <w:tcPr>
             <w:tcW w:w="2400" w:type="dxa"/>
@@ -737,6 +757,15 @@
     </w:p>
     <w:sdt>
       <w:sdtPr>
+        <w:rPr>
+          <w:rFonts w:ascii="Arial" w:eastAsia="Arial" w:hAnsi="Arial" w:cs="Arial"/>
+          <w:b w:val="0"/>
+          <w:bCs w:val="0"/>
+          <w:color w:val="000000"/>
+          <w:sz w:val="22"/>
+          <w:szCs w:val="22"/>
+          <w:lang w:val="en-IN" w:eastAsia="en-GB"/>
+        </w:rPr>
         <w:id w:val="-865602448"/>
         <w:docPartObj>
           <w:docPartGallery w:val="Table of Contents"/>
@@ -745,12 +774,7 @@
       </w:sdtPr>
       <w:sdtEndPr>
         <w:rPr>
-          <w:rFonts w:ascii="Arial" w:eastAsia="Arial" w:hAnsi="Arial" w:cs="Arial"/>
           <w:noProof/>
-          <w:color w:val="000000"/>
-          <w:sz w:val="22"/>
-          <w:szCs w:val="22"/>
-          <w:lang w:val="en-IN" w:eastAsia="en-GB"/>
         </w:rPr>
       </w:sdtEndPr>
       <w:sdtContent>
@@ -4889,12 +4913,6 @@
         <w:gridCol w:w="2883"/>
       </w:tblGrid>
       <w:tr>
-        <w:tblPrEx>
-          <w:tblCellMar>
-            <w:top w:w="0" w:type="dxa"/>
-            <w:bottom w:w="0" w:type="dxa"/>
-          </w:tblCellMar>
-        </w:tblPrEx>
         <w:tc>
           <w:tcPr>
             <w:tcW w:w="2400" w:type="dxa"/>
@@ -5017,12 +5035,6 @@
         </w:tc>
       </w:tr>
       <w:tr>
-        <w:tblPrEx>
-          <w:tblCellMar>
-            <w:top w:w="0" w:type="dxa"/>
-            <w:bottom w:w="0" w:type="dxa"/>
-          </w:tblCellMar>
-        </w:tblPrEx>
         <w:tc>
           <w:tcPr>
             <w:tcW w:w="2400" w:type="dxa"/>
@@ -5133,12 +5145,6 @@
         </w:tc>
       </w:tr>
       <w:tr>
-        <w:tblPrEx>
-          <w:tblCellMar>
-            <w:top w:w="0" w:type="dxa"/>
-            <w:bottom w:w="0" w:type="dxa"/>
-          </w:tblCellMar>
-        </w:tblPrEx>
         <w:tc>
           <w:tcPr>
             <w:tcW w:w="2400" w:type="dxa"/>
@@ -5305,12 +5311,6 @@
         <w:gridCol w:w="1960"/>
       </w:tblGrid>
       <w:tr>
-        <w:tblPrEx>
-          <w:tblCellMar>
-            <w:top w:w="0" w:type="dxa"/>
-            <w:bottom w:w="0" w:type="dxa"/>
-          </w:tblCellMar>
-        </w:tblPrEx>
         <w:tc>
           <w:tcPr>
             <w:tcW w:w="600" w:type="dxa"/>
@@ -5493,12 +5493,6 @@
         </w:tc>
       </w:tr>
       <w:tr>
-        <w:tblPrEx>
-          <w:tblCellMar>
-            <w:top w:w="0" w:type="dxa"/>
-            <w:bottom w:w="0" w:type="dxa"/>
-          </w:tblCellMar>
-        </w:tblPrEx>
         <w:tc>
           <w:tcPr>
             <w:tcW w:w="600" w:type="dxa"/>
@@ -5698,12 +5692,6 @@
         </w:tc>
       </w:tr>
       <w:tr>
-        <w:tblPrEx>
-          <w:tblCellMar>
-            <w:top w:w="0" w:type="dxa"/>
-            <w:bottom w:w="0" w:type="dxa"/>
-          </w:tblCellMar>
-        </w:tblPrEx>
         <w:tc>
           <w:tcPr>
             <w:tcW w:w="600" w:type="dxa"/>
@@ -5936,12 +5924,6 @@
         <w:gridCol w:w="6960"/>
       </w:tblGrid>
       <w:tr>
-        <w:tblPrEx>
-          <w:tblCellMar>
-            <w:top w:w="0" w:type="dxa"/>
-            <w:bottom w:w="0" w:type="dxa"/>
-          </w:tblCellMar>
-        </w:tblPrEx>
         <w:tc>
           <w:tcPr>
             <w:tcW w:w="2400" w:type="dxa"/>
@@ -6004,12 +5986,6 @@
         </w:tc>
       </w:tr>
       <w:tr>
-        <w:tblPrEx>
-          <w:tblCellMar>
-            <w:top w:w="0" w:type="dxa"/>
-            <w:bottom w:w="0" w:type="dxa"/>
-          </w:tblCellMar>
-        </w:tblPrEx>
         <w:tc>
           <w:tcPr>
             <w:tcW w:w="2400" w:type="dxa"/>
@@ -6068,12 +6044,6 @@
         </w:tc>
       </w:tr>
       <w:tr>
-        <w:tblPrEx>
-          <w:tblCellMar>
-            <w:top w:w="0" w:type="dxa"/>
-            <w:bottom w:w="0" w:type="dxa"/>
-          </w:tblCellMar>
-        </w:tblPrEx>
         <w:tc>
           <w:tcPr>
             <w:tcW w:w="2400" w:type="dxa"/>
@@ -6132,12 +6102,6 @@
         </w:tc>
       </w:tr>
       <w:tr>
-        <w:tblPrEx>
-          <w:tblCellMar>
-            <w:top w:w="0" w:type="dxa"/>
-            <w:bottom w:w="0" w:type="dxa"/>
-          </w:tblCellMar>
-        </w:tblPrEx>
         <w:tc>
           <w:tcPr>
             <w:tcW w:w="2400" w:type="dxa"/>
@@ -6197,12 +6161,6 @@
         </w:tc>
       </w:tr>
       <w:tr>
-        <w:tblPrEx>
-          <w:tblCellMar>
-            <w:top w:w="0" w:type="dxa"/>
-            <w:bottom w:w="0" w:type="dxa"/>
-          </w:tblCellMar>
-        </w:tblPrEx>
         <w:tc>
           <w:tcPr>
             <w:tcW w:w="2400" w:type="dxa"/>
@@ -6261,12 +6219,6 @@
         </w:tc>
       </w:tr>
       <w:tr>
-        <w:tblPrEx>
-          <w:tblCellMar>
-            <w:top w:w="0" w:type="dxa"/>
-            <w:bottom w:w="0" w:type="dxa"/>
-          </w:tblCellMar>
-        </w:tblPrEx>
         <w:tc>
           <w:tcPr>
             <w:tcW w:w="2400" w:type="dxa"/>
@@ -6325,12 +6277,6 @@
         </w:tc>
       </w:tr>
       <w:tr>
-        <w:tblPrEx>
-          <w:tblCellMar>
-            <w:top w:w="0" w:type="dxa"/>
-            <w:bottom w:w="0" w:type="dxa"/>
-          </w:tblCellMar>
-        </w:tblPrEx>
         <w:tc>
           <w:tcPr>
             <w:tcW w:w="2400" w:type="dxa"/>
@@ -6389,12 +6335,6 @@
         </w:tc>
       </w:tr>
       <w:tr>
-        <w:tblPrEx>
-          <w:tblCellMar>
-            <w:top w:w="0" w:type="dxa"/>
-            <w:bottom w:w="0" w:type="dxa"/>
-          </w:tblCellMar>
-        </w:tblPrEx>
         <w:tc>
           <w:tcPr>
             <w:tcW w:w="2400" w:type="dxa"/>
@@ -6453,12 +6393,6 @@
         </w:tc>
       </w:tr>
       <w:tr>
-        <w:tblPrEx>
-          <w:tblCellMar>
-            <w:top w:w="0" w:type="dxa"/>
-            <w:bottom w:w="0" w:type="dxa"/>
-          </w:tblCellMar>
-        </w:tblPrEx>
         <w:tc>
           <w:tcPr>
             <w:tcW w:w="2400" w:type="dxa"/>
@@ -6517,12 +6451,6 @@
         </w:tc>
       </w:tr>
       <w:tr>
-        <w:tblPrEx>
-          <w:tblCellMar>
-            <w:top w:w="0" w:type="dxa"/>
-            <w:bottom w:w="0" w:type="dxa"/>
-          </w:tblCellMar>
-        </w:tblPrEx>
         <w:tc>
           <w:tcPr>
             <w:tcW w:w="2400" w:type="dxa"/>
@@ -6581,12 +6509,6 @@
         </w:tc>
       </w:tr>
       <w:tr>
-        <w:tblPrEx>
-          <w:tblCellMar>
-            <w:top w:w="0" w:type="dxa"/>
-            <w:bottom w:w="0" w:type="dxa"/>
-          </w:tblCellMar>
-        </w:tblPrEx>
         <w:tc>
           <w:tcPr>
             <w:tcW w:w="2400" w:type="dxa"/>
@@ -6645,12 +6567,6 @@
         </w:tc>
       </w:tr>
       <w:tr>
-        <w:tblPrEx>
-          <w:tblCellMar>
-            <w:top w:w="0" w:type="dxa"/>
-            <w:bottom w:w="0" w:type="dxa"/>
-          </w:tblCellMar>
-        </w:tblPrEx>
         <w:tc>
           <w:tcPr>
             <w:tcW w:w="2400" w:type="dxa"/>
@@ -6709,12 +6625,6 @@
         </w:tc>
       </w:tr>
       <w:tr>
-        <w:tblPrEx>
-          <w:tblCellMar>
-            <w:top w:w="0" w:type="dxa"/>
-            <w:bottom w:w="0" w:type="dxa"/>
-          </w:tblCellMar>
-        </w:tblPrEx>
         <w:tc>
           <w:tcPr>
             <w:tcW w:w="2400" w:type="dxa"/>
@@ -6773,12 +6683,6 @@
         </w:tc>
       </w:tr>
       <w:tr>
-        <w:tblPrEx>
-          <w:tblCellMar>
-            <w:top w:w="0" w:type="dxa"/>
-            <w:bottom w:w="0" w:type="dxa"/>
-          </w:tblCellMar>
-        </w:tblPrEx>
         <w:tc>
           <w:tcPr>
             <w:tcW w:w="2400" w:type="dxa"/>
@@ -6837,12 +6741,6 @@
         </w:tc>
       </w:tr>
       <w:tr>
-        <w:tblPrEx>
-          <w:tblCellMar>
-            <w:top w:w="0" w:type="dxa"/>
-            <w:bottom w:w="0" w:type="dxa"/>
-          </w:tblCellMar>
-        </w:tblPrEx>
         <w:tc>
           <w:tcPr>
             <w:tcW w:w="2400" w:type="dxa"/>
@@ -6901,12 +6799,6 @@
         </w:tc>
       </w:tr>
       <w:tr>
-        <w:tblPrEx>
-          <w:tblCellMar>
-            <w:top w:w="0" w:type="dxa"/>
-            <w:bottom w:w="0" w:type="dxa"/>
-          </w:tblCellMar>
-        </w:tblPrEx>
         <w:tc>
           <w:tcPr>
             <w:tcW w:w="2400" w:type="dxa"/>
@@ -6965,12 +6857,6 @@
         </w:tc>
       </w:tr>
       <w:tr>
-        <w:tblPrEx>
-          <w:tblCellMar>
-            <w:top w:w="0" w:type="dxa"/>
-            <w:bottom w:w="0" w:type="dxa"/>
-          </w:tblCellMar>
-        </w:tblPrEx>
         <w:tc>
           <w:tcPr>
             <w:tcW w:w="2400" w:type="dxa"/>
@@ -7029,12 +6915,6 @@
         </w:tc>
       </w:tr>
       <w:tr>
-        <w:tblPrEx>
-          <w:tblCellMar>
-            <w:top w:w="0" w:type="dxa"/>
-            <w:bottom w:w="0" w:type="dxa"/>
-          </w:tblCellMar>
-        </w:tblPrEx>
         <w:tc>
           <w:tcPr>
             <w:tcW w:w="2400" w:type="dxa"/>
@@ -7093,12 +6973,6 @@
         </w:tc>
       </w:tr>
       <w:tr>
-        <w:tblPrEx>
-          <w:tblCellMar>
-            <w:top w:w="0" w:type="dxa"/>
-            <w:bottom w:w="0" w:type="dxa"/>
-          </w:tblCellMar>
-        </w:tblPrEx>
         <w:tc>
           <w:tcPr>
             <w:tcW w:w="2400" w:type="dxa"/>
@@ -7157,12 +7031,6 @@
         </w:tc>
       </w:tr>
       <w:tr>
-        <w:tblPrEx>
-          <w:tblCellMar>
-            <w:top w:w="0" w:type="dxa"/>
-            <w:bottom w:w="0" w:type="dxa"/>
-          </w:tblCellMar>
-        </w:tblPrEx>
         <w:tc>
           <w:tcPr>
             <w:tcW w:w="2400" w:type="dxa"/>
@@ -7221,12 +7089,6 @@
         </w:tc>
       </w:tr>
       <w:tr>
-        <w:tblPrEx>
-          <w:tblCellMar>
-            <w:top w:w="0" w:type="dxa"/>
-            <w:bottom w:w="0" w:type="dxa"/>
-          </w:tblCellMar>
-        </w:tblPrEx>
         <w:tc>
           <w:tcPr>
             <w:tcW w:w="2400" w:type="dxa"/>
@@ -7285,12 +7147,6 @@
         </w:tc>
       </w:tr>
       <w:tr>
-        <w:tblPrEx>
-          <w:tblCellMar>
-            <w:top w:w="0" w:type="dxa"/>
-            <w:bottom w:w="0" w:type="dxa"/>
-          </w:tblCellMar>
-        </w:tblPrEx>
         <w:tc>
           <w:tcPr>
             <w:tcW w:w="2400" w:type="dxa"/>
@@ -7349,12 +7205,6 @@
         </w:tc>
       </w:tr>
       <w:tr>
-        <w:tblPrEx>
-          <w:tblCellMar>
-            <w:top w:w="0" w:type="dxa"/>
-            <w:bottom w:w="0" w:type="dxa"/>
-          </w:tblCellMar>
-        </w:tblPrEx>
         <w:tc>
           <w:tcPr>
             <w:tcW w:w="2400" w:type="dxa"/>
@@ -7413,12 +7263,6 @@
         </w:tc>
       </w:tr>
       <w:tr>
-        <w:tblPrEx>
-          <w:tblCellMar>
-            <w:top w:w="0" w:type="dxa"/>
-            <w:bottom w:w="0" w:type="dxa"/>
-          </w:tblCellMar>
-        </w:tblPrEx>
         <w:tc>
           <w:tcPr>
             <w:tcW w:w="2400" w:type="dxa"/>
@@ -7477,12 +7321,6 @@
         </w:tc>
       </w:tr>
       <w:tr>
-        <w:tblPrEx>
-          <w:tblCellMar>
-            <w:top w:w="0" w:type="dxa"/>
-            <w:bottom w:w="0" w:type="dxa"/>
-          </w:tblCellMar>
-        </w:tblPrEx>
         <w:tc>
           <w:tcPr>
             <w:tcW w:w="2400" w:type="dxa"/>
@@ -7541,12 +7379,6 @@
         </w:tc>
       </w:tr>
       <w:tr>
-        <w:tblPrEx>
-          <w:tblCellMar>
-            <w:top w:w="0" w:type="dxa"/>
-            <w:bottom w:w="0" w:type="dxa"/>
-          </w:tblCellMar>
-        </w:tblPrEx>
         <w:tc>
           <w:tcPr>
             <w:tcW w:w="2400" w:type="dxa"/>
@@ -7605,12 +7437,6 @@
         </w:tc>
       </w:tr>
       <w:tr>
-        <w:tblPrEx>
-          <w:tblCellMar>
-            <w:top w:w="0" w:type="dxa"/>
-            <w:bottom w:w="0" w:type="dxa"/>
-          </w:tblCellMar>
-        </w:tblPrEx>
         <w:tc>
           <w:tcPr>
             <w:tcW w:w="2400" w:type="dxa"/>
@@ -7669,12 +7495,6 @@
         </w:tc>
       </w:tr>
       <w:tr>
-        <w:tblPrEx>
-          <w:tblCellMar>
-            <w:top w:w="0" w:type="dxa"/>
-            <w:bottom w:w="0" w:type="dxa"/>
-          </w:tblCellMar>
-        </w:tblPrEx>
         <w:tc>
           <w:tcPr>
             <w:tcW w:w="2400" w:type="dxa"/>
@@ -7733,12 +7553,6 @@
         </w:tc>
       </w:tr>
       <w:tr>
-        <w:tblPrEx>
-          <w:tblCellMar>
-            <w:top w:w="0" w:type="dxa"/>
-            <w:bottom w:w="0" w:type="dxa"/>
-          </w:tblCellMar>
-        </w:tblPrEx>
         <w:tc>
           <w:tcPr>
             <w:tcW w:w="2400" w:type="dxa"/>
@@ -7797,12 +7611,6 @@
         </w:tc>
       </w:tr>
       <w:tr>
-        <w:tblPrEx>
-          <w:tblCellMar>
-            <w:top w:w="0" w:type="dxa"/>
-            <w:bottom w:w="0" w:type="dxa"/>
-          </w:tblCellMar>
-        </w:tblPrEx>
         <w:tc>
           <w:tcPr>
             <w:tcW w:w="2400" w:type="dxa"/>
@@ -7861,12 +7669,6 @@
         </w:tc>
       </w:tr>
       <w:tr>
-        <w:tblPrEx>
-          <w:tblCellMar>
-            <w:top w:w="0" w:type="dxa"/>
-            <w:bottom w:w="0" w:type="dxa"/>
-          </w:tblCellMar>
-        </w:tblPrEx>
         <w:tc>
           <w:tcPr>
             <w:tcW w:w="2400" w:type="dxa"/>
@@ -7925,12 +7727,6 @@
         </w:tc>
       </w:tr>
       <w:tr>
-        <w:tblPrEx>
-          <w:tblCellMar>
-            <w:top w:w="0" w:type="dxa"/>
-            <w:bottom w:w="0" w:type="dxa"/>
-          </w:tblCellMar>
-        </w:tblPrEx>
         <w:tc>
           <w:tcPr>
             <w:tcW w:w="2400" w:type="dxa"/>
@@ -7989,12 +7785,6 @@
         </w:tc>
       </w:tr>
       <w:tr>
-        <w:tblPrEx>
-          <w:tblCellMar>
-            <w:top w:w="0" w:type="dxa"/>
-            <w:bottom w:w="0" w:type="dxa"/>
-          </w:tblCellMar>
-        </w:tblPrEx>
         <w:tc>
           <w:tcPr>
             <w:tcW w:w="2400" w:type="dxa"/>
@@ -8053,12 +7843,6 @@
         </w:tc>
       </w:tr>
       <w:tr>
-        <w:tblPrEx>
-          <w:tblCellMar>
-            <w:top w:w="0" w:type="dxa"/>
-            <w:bottom w:w="0" w:type="dxa"/>
-          </w:tblCellMar>
-        </w:tblPrEx>
         <w:tc>
           <w:tcPr>
             <w:tcW w:w="2400" w:type="dxa"/>
@@ -8117,12 +7901,6 @@
         </w:tc>
       </w:tr>
       <w:tr>
-        <w:tblPrEx>
-          <w:tblCellMar>
-            <w:top w:w="0" w:type="dxa"/>
-            <w:bottom w:w="0" w:type="dxa"/>
-          </w:tblCellMar>
-        </w:tblPrEx>
         <w:tc>
           <w:tcPr>
             <w:tcW w:w="2400" w:type="dxa"/>
@@ -8181,12 +7959,6 @@
         </w:tc>
       </w:tr>
       <w:tr>
-        <w:tblPrEx>
-          <w:tblCellMar>
-            <w:top w:w="0" w:type="dxa"/>
-            <w:bottom w:w="0" w:type="dxa"/>
-          </w:tblCellMar>
-        </w:tblPrEx>
         <w:tc>
           <w:tcPr>
             <w:tcW w:w="2400" w:type="dxa"/>
@@ -8245,12 +8017,6 @@
         </w:tc>
       </w:tr>
       <w:tr>
-        <w:tblPrEx>
-          <w:tblCellMar>
-            <w:top w:w="0" w:type="dxa"/>
-            <w:bottom w:w="0" w:type="dxa"/>
-          </w:tblCellMar>
-        </w:tblPrEx>
         <w:tc>
           <w:tcPr>
             <w:tcW w:w="2400" w:type="dxa"/>
@@ -8310,12 +8076,6 @@
         </w:tc>
       </w:tr>
       <w:tr>
-        <w:tblPrEx>
-          <w:tblCellMar>
-            <w:top w:w="0" w:type="dxa"/>
-            <w:bottom w:w="0" w:type="dxa"/>
-          </w:tblCellMar>
-        </w:tblPrEx>
         <w:tc>
           <w:tcPr>
             <w:tcW w:w="2400" w:type="dxa"/>
@@ -8440,12 +8200,6 @@
         <w:gridCol w:w="2800"/>
       </w:tblGrid>
       <w:tr>
-        <w:tblPrEx>
-          <w:tblCellMar>
-            <w:top w:w="0" w:type="dxa"/>
-            <w:bottom w:w="0" w:type="dxa"/>
-          </w:tblCellMar>
-        </w:tblPrEx>
         <w:tc>
           <w:tcPr>
             <w:tcW w:w="2200" w:type="dxa"/>
@@ -8538,12 +8292,6 @@
         </w:tc>
       </w:tr>
       <w:tr>
-        <w:tblPrEx>
-          <w:tblCellMar>
-            <w:top w:w="0" w:type="dxa"/>
-            <w:bottom w:w="0" w:type="dxa"/>
-          </w:tblCellMar>
-        </w:tblPrEx>
         <w:tc>
           <w:tcPr>
             <w:tcW w:w="2200" w:type="dxa"/>
@@ -8629,12 +8377,6 @@
         </w:tc>
       </w:tr>
       <w:tr>
-        <w:tblPrEx>
-          <w:tblCellMar>
-            <w:top w:w="0" w:type="dxa"/>
-            <w:bottom w:w="0" w:type="dxa"/>
-          </w:tblCellMar>
-        </w:tblPrEx>
         <w:tc>
           <w:tcPr>
             <w:tcW w:w="2200" w:type="dxa"/>
@@ -8740,12 +8482,6 @@
         </w:tc>
       </w:tr>
       <w:tr>
-        <w:tblPrEx>
-          <w:tblCellMar>
-            <w:top w:w="0" w:type="dxa"/>
-            <w:bottom w:w="0" w:type="dxa"/>
-          </w:tblCellMar>
-        </w:tblPrEx>
         <w:tc>
           <w:tcPr>
             <w:tcW w:w="2200" w:type="dxa"/>
@@ -8851,12 +8587,6 @@
         </w:tc>
       </w:tr>
       <w:tr>
-        <w:tblPrEx>
-          <w:tblCellMar>
-            <w:top w:w="0" w:type="dxa"/>
-            <w:bottom w:w="0" w:type="dxa"/>
-          </w:tblCellMar>
-        </w:tblPrEx>
         <w:tc>
           <w:tcPr>
             <w:tcW w:w="2200" w:type="dxa"/>
@@ -8942,12 +8672,6 @@
         </w:tc>
       </w:tr>
       <w:tr>
-        <w:tblPrEx>
-          <w:tblCellMar>
-            <w:top w:w="0" w:type="dxa"/>
-            <w:bottom w:w="0" w:type="dxa"/>
-          </w:tblCellMar>
-        </w:tblPrEx>
         <w:tc>
           <w:tcPr>
             <w:tcW w:w="2200" w:type="dxa"/>
@@ -9053,12 +8777,6 @@
         </w:tc>
       </w:tr>
       <w:tr>
-        <w:tblPrEx>
-          <w:tblCellMar>
-            <w:top w:w="0" w:type="dxa"/>
-            <w:bottom w:w="0" w:type="dxa"/>
-          </w:tblCellMar>
-        </w:tblPrEx>
         <w:tc>
           <w:tcPr>
             <w:tcW w:w="2200" w:type="dxa"/>
@@ -9164,12 +8882,6 @@
         </w:tc>
       </w:tr>
       <w:tr>
-        <w:tblPrEx>
-          <w:tblCellMar>
-            <w:top w:w="0" w:type="dxa"/>
-            <w:bottom w:w="0" w:type="dxa"/>
-          </w:tblCellMar>
-        </w:tblPrEx>
         <w:tc>
           <w:tcPr>
             <w:tcW w:w="2200" w:type="dxa"/>
@@ -9951,12 +9663,6 @@
         <w:gridCol w:w="3137"/>
       </w:tblGrid>
       <w:tr>
-        <w:tblPrEx>
-          <w:tblCellMar>
-            <w:top w:w="0" w:type="dxa"/>
-            <w:bottom w:w="0" w:type="dxa"/>
-          </w:tblCellMar>
-        </w:tblPrEx>
         <w:tc>
           <w:tcPr>
             <w:tcW w:w="700" w:type="dxa"/>
@@ -10109,12 +9815,6 @@
         </w:tc>
       </w:tr>
       <w:tr>
-        <w:tblPrEx>
-          <w:tblCellMar>
-            <w:top w:w="0" w:type="dxa"/>
-            <w:bottom w:w="0" w:type="dxa"/>
-          </w:tblCellMar>
-        </w:tblPrEx>
         <w:tc>
           <w:tcPr>
             <w:tcW w:w="700" w:type="dxa"/>
@@ -10273,12 +9973,6 @@
         </w:tc>
       </w:tr>
       <w:tr>
-        <w:tblPrEx>
-          <w:tblCellMar>
-            <w:top w:w="0" w:type="dxa"/>
-            <w:bottom w:w="0" w:type="dxa"/>
-          </w:tblCellMar>
-        </w:tblPrEx>
         <w:tc>
           <w:tcPr>
             <w:tcW w:w="700" w:type="dxa"/>
@@ -10421,12 +10115,6 @@
         </w:tc>
       </w:tr>
       <w:tr>
-        <w:tblPrEx>
-          <w:tblCellMar>
-            <w:top w:w="0" w:type="dxa"/>
-            <w:bottom w:w="0" w:type="dxa"/>
-          </w:tblCellMar>
-        </w:tblPrEx>
         <w:tc>
           <w:tcPr>
             <w:tcW w:w="700" w:type="dxa"/>
@@ -10569,12 +10257,6 @@
         </w:tc>
       </w:tr>
       <w:tr>
-        <w:tblPrEx>
-          <w:tblCellMar>
-            <w:top w:w="0" w:type="dxa"/>
-            <w:bottom w:w="0" w:type="dxa"/>
-          </w:tblCellMar>
-        </w:tblPrEx>
         <w:tc>
           <w:tcPr>
             <w:tcW w:w="700" w:type="dxa"/>
@@ -10717,12 +10399,6 @@
         </w:tc>
       </w:tr>
       <w:tr>
-        <w:tblPrEx>
-          <w:tblCellMar>
-            <w:top w:w="0" w:type="dxa"/>
-            <w:bottom w:w="0" w:type="dxa"/>
-          </w:tblCellMar>
-        </w:tblPrEx>
         <w:tc>
           <w:tcPr>
             <w:tcW w:w="700" w:type="dxa"/>
@@ -10881,12 +10557,6 @@
         </w:tc>
       </w:tr>
       <w:tr>
-        <w:tblPrEx>
-          <w:tblCellMar>
-            <w:top w:w="0" w:type="dxa"/>
-            <w:bottom w:w="0" w:type="dxa"/>
-          </w:tblCellMar>
-        </w:tblPrEx>
         <w:tc>
           <w:tcPr>
             <w:tcW w:w="700" w:type="dxa"/>
@@ -11029,12 +10699,6 @@
         </w:tc>
       </w:tr>
       <w:tr>
-        <w:tblPrEx>
-          <w:tblCellMar>
-            <w:top w:w="0" w:type="dxa"/>
-            <w:bottom w:w="0" w:type="dxa"/>
-          </w:tblCellMar>
-        </w:tblPrEx>
         <w:tc>
           <w:tcPr>
             <w:tcW w:w="700" w:type="dxa"/>
@@ -11375,12 +11039,6 @@
         <w:gridCol w:w="7160"/>
       </w:tblGrid>
       <w:tr>
-        <w:tblPrEx>
-          <w:tblCellMar>
-            <w:top w:w="0" w:type="dxa"/>
-            <w:bottom w:w="0" w:type="dxa"/>
-          </w:tblCellMar>
-        </w:tblPrEx>
         <w:tc>
           <w:tcPr>
             <w:tcW w:w="2200" w:type="dxa"/>
@@ -11443,12 +11101,6 @@
         </w:tc>
       </w:tr>
       <w:tr>
-        <w:tblPrEx>
-          <w:tblCellMar>
-            <w:top w:w="0" w:type="dxa"/>
-            <w:bottom w:w="0" w:type="dxa"/>
-          </w:tblCellMar>
-        </w:tblPrEx>
         <w:tc>
           <w:tcPr>
             <w:tcW w:w="2200" w:type="dxa"/>
@@ -11507,12 +11159,6 @@
         </w:tc>
       </w:tr>
       <w:tr>
-        <w:tblPrEx>
-          <w:tblCellMar>
-            <w:top w:w="0" w:type="dxa"/>
-            <w:bottom w:w="0" w:type="dxa"/>
-          </w:tblCellMar>
-        </w:tblPrEx>
         <w:tc>
           <w:tcPr>
             <w:tcW w:w="2200" w:type="dxa"/>
@@ -11571,12 +11217,6 @@
         </w:tc>
       </w:tr>
       <w:tr>
-        <w:tblPrEx>
-          <w:tblCellMar>
-            <w:top w:w="0" w:type="dxa"/>
-            <w:bottom w:w="0" w:type="dxa"/>
-          </w:tblCellMar>
-        </w:tblPrEx>
         <w:tc>
           <w:tcPr>
             <w:tcW w:w="2200" w:type="dxa"/>
@@ -11635,12 +11275,6 @@
         </w:tc>
       </w:tr>
       <w:tr>
-        <w:tblPrEx>
-          <w:tblCellMar>
-            <w:top w:w="0" w:type="dxa"/>
-            <w:bottom w:w="0" w:type="dxa"/>
-          </w:tblCellMar>
-        </w:tblPrEx>
         <w:tc>
           <w:tcPr>
             <w:tcW w:w="2200" w:type="dxa"/>
@@ -11699,12 +11333,6 @@
         </w:tc>
       </w:tr>
       <w:tr>
-        <w:tblPrEx>
-          <w:tblCellMar>
-            <w:top w:w="0" w:type="dxa"/>
-            <w:bottom w:w="0" w:type="dxa"/>
-          </w:tblCellMar>
-        </w:tblPrEx>
         <w:tc>
           <w:tcPr>
             <w:tcW w:w="2200" w:type="dxa"/>
@@ -11763,12 +11391,6 @@
         </w:tc>
       </w:tr>
       <w:tr>
-        <w:tblPrEx>
-          <w:tblCellMar>
-            <w:top w:w="0" w:type="dxa"/>
-            <w:bottom w:w="0" w:type="dxa"/>
-          </w:tblCellMar>
-        </w:tblPrEx>
         <w:tc>
           <w:tcPr>
             <w:tcW w:w="2200" w:type="dxa"/>
@@ -11827,12 +11449,6 @@
         </w:tc>
       </w:tr>
       <w:tr>
-        <w:tblPrEx>
-          <w:tblCellMar>
-            <w:top w:w="0" w:type="dxa"/>
-            <w:bottom w:w="0" w:type="dxa"/>
-          </w:tblCellMar>
-        </w:tblPrEx>
         <w:tc>
           <w:tcPr>
             <w:tcW w:w="2200" w:type="dxa"/>
@@ -11891,12 +11507,6 @@
         </w:tc>
       </w:tr>
       <w:tr>
-        <w:tblPrEx>
-          <w:tblCellMar>
-            <w:top w:w="0" w:type="dxa"/>
-            <w:bottom w:w="0" w:type="dxa"/>
-          </w:tblCellMar>
-        </w:tblPrEx>
         <w:tc>
           <w:tcPr>
             <w:tcW w:w="2200" w:type="dxa"/>
@@ -11955,12 +11565,6 @@
         </w:tc>
       </w:tr>
       <w:tr>
-        <w:tblPrEx>
-          <w:tblCellMar>
-            <w:top w:w="0" w:type="dxa"/>
-            <w:bottom w:w="0" w:type="dxa"/>
-          </w:tblCellMar>
-        </w:tblPrEx>
         <w:tc>
           <w:tcPr>
             <w:tcW w:w="2200" w:type="dxa"/>
@@ -12019,12 +11623,6 @@
         </w:tc>
       </w:tr>
       <w:tr>
-        <w:tblPrEx>
-          <w:tblCellMar>
-            <w:top w:w="0" w:type="dxa"/>
-            <w:bottom w:w="0" w:type="dxa"/>
-          </w:tblCellMar>
-        </w:tblPrEx>
         <w:tc>
           <w:tcPr>
             <w:tcW w:w="2200" w:type="dxa"/>
@@ -12258,12 +11856,6 @@
         <w:gridCol w:w="4960"/>
       </w:tblGrid>
       <w:tr>
-        <w:tblPrEx>
-          <w:tblCellMar>
-            <w:top w:w="0" w:type="dxa"/>
-            <w:bottom w:w="0" w:type="dxa"/>
-          </w:tblCellMar>
-        </w:tblPrEx>
         <w:tc>
           <w:tcPr>
             <w:tcW w:w="2800" w:type="dxa"/>
@@ -12356,12 +11948,6 @@
         </w:tc>
       </w:tr>
       <w:tr>
-        <w:tblPrEx>
-          <w:tblCellMar>
-            <w:top w:w="0" w:type="dxa"/>
-            <w:bottom w:w="0" w:type="dxa"/>
-          </w:tblCellMar>
-        </w:tblPrEx>
         <w:tc>
           <w:tcPr>
             <w:tcW w:w="2800" w:type="dxa"/>
@@ -12450,12 +12036,6 @@
         </w:tc>
       </w:tr>
       <w:tr>
-        <w:tblPrEx>
-          <w:tblCellMar>
-            <w:top w:w="0" w:type="dxa"/>
-            <w:bottom w:w="0" w:type="dxa"/>
-          </w:tblCellMar>
-        </w:tblPrEx>
         <w:tc>
           <w:tcPr>
             <w:tcW w:w="2800" w:type="dxa"/>
@@ -12544,12 +12124,6 @@
         </w:tc>
       </w:tr>
       <w:tr>
-        <w:tblPrEx>
-          <w:tblCellMar>
-            <w:top w:w="0" w:type="dxa"/>
-            <w:bottom w:w="0" w:type="dxa"/>
-          </w:tblCellMar>
-        </w:tblPrEx>
         <w:tc>
           <w:tcPr>
             <w:tcW w:w="2800" w:type="dxa"/>
@@ -12638,12 +12212,6 @@
         </w:tc>
       </w:tr>
       <w:tr>
-        <w:tblPrEx>
-          <w:tblCellMar>
-            <w:top w:w="0" w:type="dxa"/>
-            <w:bottom w:w="0" w:type="dxa"/>
-          </w:tblCellMar>
-        </w:tblPrEx>
         <w:tc>
           <w:tcPr>
             <w:tcW w:w="2800" w:type="dxa"/>
@@ -12955,12 +12523,6 @@
         <w:gridCol w:w="2000"/>
       </w:tblGrid>
       <w:tr>
-        <w:tblPrEx>
-          <w:tblCellMar>
-            <w:top w:w="0" w:type="dxa"/>
-            <w:bottom w:w="0" w:type="dxa"/>
-          </w:tblCellMar>
-        </w:tblPrEx>
         <w:tc>
           <w:tcPr>
             <w:tcW w:w="1800" w:type="dxa"/>
@@ -13143,12 +12705,6 @@
         </w:tc>
       </w:tr>
       <w:tr>
-        <w:tblPrEx>
-          <w:tblCellMar>
-            <w:top w:w="0" w:type="dxa"/>
-            <w:bottom w:w="0" w:type="dxa"/>
-          </w:tblCellMar>
-        </w:tblPrEx>
         <w:tc>
           <w:tcPr>
             <w:tcW w:w="1800" w:type="dxa"/>
@@ -13318,12 +12874,6 @@
         </w:tc>
       </w:tr>
       <w:tr>
-        <w:tblPrEx>
-          <w:tblCellMar>
-            <w:top w:w="0" w:type="dxa"/>
-            <w:bottom w:w="0" w:type="dxa"/>
-          </w:tblCellMar>
-        </w:tblPrEx>
         <w:tc>
           <w:tcPr>
             <w:tcW w:w="1800" w:type="dxa"/>
@@ -13493,12 +13043,6 @@
         </w:tc>
       </w:tr>
       <w:tr>
-        <w:tblPrEx>
-          <w:tblCellMar>
-            <w:top w:w="0" w:type="dxa"/>
-            <w:bottom w:w="0" w:type="dxa"/>
-          </w:tblCellMar>
-        </w:tblPrEx>
         <w:tc>
           <w:tcPr>
             <w:tcW w:w="1800" w:type="dxa"/>
@@ -13668,12 +13212,6 @@
         </w:tc>
       </w:tr>
       <w:tr>
-        <w:tblPrEx>
-          <w:tblCellMar>
-            <w:top w:w="0" w:type="dxa"/>
-            <w:bottom w:w="0" w:type="dxa"/>
-          </w:tblCellMar>
-        </w:tblPrEx>
         <w:tc>
           <w:tcPr>
             <w:tcW w:w="1800" w:type="dxa"/>
@@ -13905,12 +13443,6 @@
         <w:gridCol w:w="6360"/>
       </w:tblGrid>
       <w:tr>
-        <w:tblPrEx>
-          <w:tblCellMar>
-            <w:top w:w="0" w:type="dxa"/>
-            <w:bottom w:w="0" w:type="dxa"/>
-          </w:tblCellMar>
-        </w:tblPrEx>
         <w:tc>
           <w:tcPr>
             <w:tcW w:w="3000" w:type="dxa"/>
@@ -13969,12 +13501,6 @@
         </w:tc>
       </w:tr>
       <w:tr>
-        <w:tblPrEx>
-          <w:tblCellMar>
-            <w:top w:w="0" w:type="dxa"/>
-            <w:bottom w:w="0" w:type="dxa"/>
-          </w:tblCellMar>
-        </w:tblPrEx>
         <w:tc>
           <w:tcPr>
             <w:tcW w:w="3000" w:type="dxa"/>
@@ -14033,12 +13559,6 @@
         </w:tc>
       </w:tr>
       <w:tr>
-        <w:tblPrEx>
-          <w:tblCellMar>
-            <w:top w:w="0" w:type="dxa"/>
-            <w:bottom w:w="0" w:type="dxa"/>
-          </w:tblCellMar>
-        </w:tblPrEx>
         <w:tc>
           <w:tcPr>
             <w:tcW w:w="3000" w:type="dxa"/>
@@ -14097,12 +13617,6 @@
         </w:tc>
       </w:tr>
       <w:tr>
-        <w:tblPrEx>
-          <w:tblCellMar>
-            <w:top w:w="0" w:type="dxa"/>
-            <w:bottom w:w="0" w:type="dxa"/>
-          </w:tblCellMar>
-        </w:tblPrEx>
         <w:tc>
           <w:tcPr>
             <w:tcW w:w="3000" w:type="dxa"/>
@@ -14161,12 +13675,6 @@
         </w:tc>
       </w:tr>
       <w:tr>
-        <w:tblPrEx>
-          <w:tblCellMar>
-            <w:top w:w="0" w:type="dxa"/>
-            <w:bottom w:w="0" w:type="dxa"/>
-          </w:tblCellMar>
-        </w:tblPrEx>
         <w:tc>
           <w:tcPr>
             <w:tcW w:w="3000" w:type="dxa"/>
@@ -14225,12 +13733,6 @@
         </w:tc>
       </w:tr>
       <w:tr>
-        <w:tblPrEx>
-          <w:tblCellMar>
-            <w:top w:w="0" w:type="dxa"/>
-            <w:bottom w:w="0" w:type="dxa"/>
-          </w:tblCellMar>
-        </w:tblPrEx>
         <w:tc>
           <w:tcPr>
             <w:tcW w:w="3000" w:type="dxa"/>
@@ -14289,12 +13791,6 @@
         </w:tc>
       </w:tr>
       <w:tr>
-        <w:tblPrEx>
-          <w:tblCellMar>
-            <w:top w:w="0" w:type="dxa"/>
-            <w:bottom w:w="0" w:type="dxa"/>
-          </w:tblCellMar>
-        </w:tblPrEx>
         <w:tc>
           <w:tcPr>
             <w:tcW w:w="3000" w:type="dxa"/>
@@ -14361,12 +13857,6 @@
         </w:tc>
       </w:tr>
       <w:tr>
-        <w:tblPrEx>
-          <w:tblCellMar>
-            <w:top w:w="0" w:type="dxa"/>
-            <w:bottom w:w="0" w:type="dxa"/>
-          </w:tblCellMar>
-        </w:tblPrEx>
         <w:tc>
           <w:tcPr>
             <w:tcW w:w="3000" w:type="dxa"/>
@@ -14426,12 +13916,6 @@
         </w:tc>
       </w:tr>
       <w:tr>
-        <w:tblPrEx>
-          <w:tblCellMar>
-            <w:top w:w="0" w:type="dxa"/>
-            <w:bottom w:w="0" w:type="dxa"/>
-          </w:tblCellMar>
-        </w:tblPrEx>
         <w:tc>
           <w:tcPr>
             <w:tcW w:w="3000" w:type="dxa"/>
@@ -14506,12 +13990,6 @@
         </w:tc>
       </w:tr>
       <w:tr>
-        <w:tblPrEx>
-          <w:tblCellMar>
-            <w:top w:w="0" w:type="dxa"/>
-            <w:bottom w:w="0" w:type="dxa"/>
-          </w:tblCellMar>
-        </w:tblPrEx>
         <w:tc>
           <w:tcPr>
             <w:tcW w:w="3000" w:type="dxa"/>
@@ -14586,12 +14064,6 @@
         </w:tc>
       </w:tr>
       <w:tr>
-        <w:tblPrEx>
-          <w:tblCellMar>
-            <w:top w:w="0" w:type="dxa"/>
-            <w:bottom w:w="0" w:type="dxa"/>
-          </w:tblCellMar>
-        </w:tblPrEx>
         <w:tc>
           <w:tcPr>
             <w:tcW w:w="3000" w:type="dxa"/>
@@ -14650,12 +14122,6 @@
         </w:tc>
       </w:tr>
       <w:tr>
-        <w:tblPrEx>
-          <w:tblCellMar>
-            <w:top w:w="0" w:type="dxa"/>
-            <w:bottom w:w="0" w:type="dxa"/>
-          </w:tblCellMar>
-        </w:tblPrEx>
         <w:tc>
           <w:tcPr>
             <w:tcW w:w="3000" w:type="dxa"/>
@@ -14730,12 +14196,6 @@
         </w:tc>
       </w:tr>
       <w:tr>
-        <w:tblPrEx>
-          <w:tblCellMar>
-            <w:top w:w="0" w:type="dxa"/>
-            <w:bottom w:w="0" w:type="dxa"/>
-          </w:tblCellMar>
-        </w:tblPrEx>
         <w:tc>
           <w:tcPr>
             <w:tcW w:w="3000" w:type="dxa"/>
@@ -14846,12 +14306,6 @@
         <w:gridCol w:w="6360"/>
       </w:tblGrid>
       <w:tr>
-        <w:tblPrEx>
-          <w:tblCellMar>
-            <w:top w:w="0" w:type="dxa"/>
-            <w:bottom w:w="0" w:type="dxa"/>
-          </w:tblCellMar>
-        </w:tblPrEx>
         <w:tc>
           <w:tcPr>
             <w:tcW w:w="3000" w:type="dxa"/>
@@ -14910,12 +14364,6 @@
         </w:tc>
       </w:tr>
       <w:tr>
-        <w:tblPrEx>
-          <w:tblCellMar>
-            <w:top w:w="0" w:type="dxa"/>
-            <w:bottom w:w="0" w:type="dxa"/>
-          </w:tblCellMar>
-        </w:tblPrEx>
         <w:tc>
           <w:tcPr>
             <w:tcW w:w="3000" w:type="dxa"/>
@@ -14974,12 +14422,6 @@
         </w:tc>
       </w:tr>
       <w:tr>
-        <w:tblPrEx>
-          <w:tblCellMar>
-            <w:top w:w="0" w:type="dxa"/>
-            <w:bottom w:w="0" w:type="dxa"/>
-          </w:tblCellMar>
-        </w:tblPrEx>
         <w:tc>
           <w:tcPr>
             <w:tcW w:w="3000" w:type="dxa"/>
@@ -15038,12 +14480,6 @@
         </w:tc>
       </w:tr>
       <w:tr>
-        <w:tblPrEx>
-          <w:tblCellMar>
-            <w:top w:w="0" w:type="dxa"/>
-            <w:bottom w:w="0" w:type="dxa"/>
-          </w:tblCellMar>
-        </w:tblPrEx>
         <w:tc>
           <w:tcPr>
             <w:tcW w:w="3000" w:type="dxa"/>
@@ -15102,12 +14538,6 @@
         </w:tc>
       </w:tr>
       <w:tr>
-        <w:tblPrEx>
-          <w:tblCellMar>
-            <w:top w:w="0" w:type="dxa"/>
-            <w:bottom w:w="0" w:type="dxa"/>
-          </w:tblCellMar>
-        </w:tblPrEx>
         <w:tc>
           <w:tcPr>
             <w:tcW w:w="3000" w:type="dxa"/>
@@ -15182,12 +14612,6 @@
         </w:tc>
       </w:tr>
       <w:tr>
-        <w:tblPrEx>
-          <w:tblCellMar>
-            <w:top w:w="0" w:type="dxa"/>
-            <w:bottom w:w="0" w:type="dxa"/>
-          </w:tblCellMar>
-        </w:tblPrEx>
         <w:tc>
           <w:tcPr>
             <w:tcW w:w="3000" w:type="dxa"/>
@@ -15262,12 +14686,6 @@
         </w:tc>
       </w:tr>
       <w:tr>
-        <w:tblPrEx>
-          <w:tblCellMar>
-            <w:top w:w="0" w:type="dxa"/>
-            <w:bottom w:w="0" w:type="dxa"/>
-          </w:tblCellMar>
-        </w:tblPrEx>
         <w:tc>
           <w:tcPr>
             <w:tcW w:w="3000" w:type="dxa"/>
@@ -15422,12 +14840,6 @@
         </w:tc>
       </w:tr>
       <w:tr>
-        <w:tblPrEx>
-          <w:tblCellMar>
-            <w:top w:w="0" w:type="dxa"/>
-            <w:bottom w:w="0" w:type="dxa"/>
-          </w:tblCellMar>
-        </w:tblPrEx>
         <w:tc>
           <w:tcPr>
             <w:tcW w:w="3000" w:type="dxa"/>
@@ -15527,12 +14939,6 @@
         </w:tc>
       </w:tr>
       <w:tr>
-        <w:tblPrEx>
-          <w:tblCellMar>
-            <w:top w:w="0" w:type="dxa"/>
-            <w:bottom w:w="0" w:type="dxa"/>
-          </w:tblCellMar>
-        </w:tblPrEx>
         <w:tc>
           <w:tcPr>
             <w:tcW w:w="3000" w:type="dxa"/>
@@ -15607,12 +15013,6 @@
         </w:tc>
       </w:tr>
       <w:tr>
-        <w:tblPrEx>
-          <w:tblCellMar>
-            <w:top w:w="0" w:type="dxa"/>
-            <w:bottom w:w="0" w:type="dxa"/>
-          </w:tblCellMar>
-        </w:tblPrEx>
         <w:tc>
           <w:tcPr>
             <w:tcW w:w="3000" w:type="dxa"/>
@@ -15671,12 +15071,6 @@
         </w:tc>
       </w:tr>
       <w:tr>
-        <w:tblPrEx>
-          <w:tblCellMar>
-            <w:top w:w="0" w:type="dxa"/>
-            <w:bottom w:w="0" w:type="dxa"/>
-          </w:tblCellMar>
-        </w:tblPrEx>
         <w:tc>
           <w:tcPr>
             <w:tcW w:w="3000" w:type="dxa"/>
@@ -15787,12 +15181,6 @@
         <w:gridCol w:w="6360"/>
       </w:tblGrid>
       <w:tr>
-        <w:tblPrEx>
-          <w:tblCellMar>
-            <w:top w:w="0" w:type="dxa"/>
-            <w:bottom w:w="0" w:type="dxa"/>
-          </w:tblCellMar>
-        </w:tblPrEx>
         <w:tc>
           <w:tcPr>
             <w:tcW w:w="3000" w:type="dxa"/>
@@ -15851,12 +15239,6 @@
         </w:tc>
       </w:tr>
       <w:tr>
-        <w:tblPrEx>
-          <w:tblCellMar>
-            <w:top w:w="0" w:type="dxa"/>
-            <w:bottom w:w="0" w:type="dxa"/>
-          </w:tblCellMar>
-        </w:tblPrEx>
         <w:tc>
           <w:tcPr>
             <w:tcW w:w="3000" w:type="dxa"/>
@@ -15916,12 +15298,6 @@
         </w:tc>
       </w:tr>
       <w:tr>
-        <w:tblPrEx>
-          <w:tblCellMar>
-            <w:top w:w="0" w:type="dxa"/>
-            <w:bottom w:w="0" w:type="dxa"/>
-          </w:tblCellMar>
-        </w:tblPrEx>
         <w:tc>
           <w:tcPr>
             <w:tcW w:w="3000" w:type="dxa"/>
@@ -15980,12 +15356,6 @@
         </w:tc>
       </w:tr>
       <w:tr>
-        <w:tblPrEx>
-          <w:tblCellMar>
-            <w:top w:w="0" w:type="dxa"/>
-            <w:bottom w:w="0" w:type="dxa"/>
-          </w:tblCellMar>
-        </w:tblPrEx>
         <w:tc>
           <w:tcPr>
             <w:tcW w:w="3000" w:type="dxa"/>
@@ -16044,12 +15414,6 @@
         </w:tc>
       </w:tr>
       <w:tr>
-        <w:tblPrEx>
-          <w:tblCellMar>
-            <w:top w:w="0" w:type="dxa"/>
-            <w:bottom w:w="0" w:type="dxa"/>
-          </w:tblCellMar>
-        </w:tblPrEx>
         <w:tc>
           <w:tcPr>
             <w:tcW w:w="3000" w:type="dxa"/>
@@ -16108,12 +15472,6 @@
         </w:tc>
       </w:tr>
       <w:tr>
-        <w:tblPrEx>
-          <w:tblCellMar>
-            <w:top w:w="0" w:type="dxa"/>
-            <w:bottom w:w="0" w:type="dxa"/>
-          </w:tblCellMar>
-        </w:tblPrEx>
         <w:tc>
           <w:tcPr>
             <w:tcW w:w="3000" w:type="dxa"/>
@@ -16204,12 +15562,6 @@
         </w:tc>
       </w:tr>
       <w:tr>
-        <w:tblPrEx>
-          <w:tblCellMar>
-            <w:top w:w="0" w:type="dxa"/>
-            <w:bottom w:w="0" w:type="dxa"/>
-          </w:tblCellMar>
-        </w:tblPrEx>
         <w:tc>
           <w:tcPr>
             <w:tcW w:w="3000" w:type="dxa"/>
@@ -16268,12 +15620,6 @@
         </w:tc>
       </w:tr>
       <w:tr>
-        <w:tblPrEx>
-          <w:tblCellMar>
-            <w:top w:w="0" w:type="dxa"/>
-            <w:bottom w:w="0" w:type="dxa"/>
-          </w:tblCellMar>
-        </w:tblPrEx>
         <w:tc>
           <w:tcPr>
             <w:tcW w:w="3000" w:type="dxa"/>
@@ -16348,12 +15694,6 @@
         </w:tc>
       </w:tr>
       <w:tr>
-        <w:tblPrEx>
-          <w:tblCellMar>
-            <w:top w:w="0" w:type="dxa"/>
-            <w:bottom w:w="0" w:type="dxa"/>
-          </w:tblCellMar>
-        </w:tblPrEx>
         <w:tc>
           <w:tcPr>
             <w:tcW w:w="3000" w:type="dxa"/>
@@ -16412,12 +15752,6 @@
         </w:tc>
       </w:tr>
       <w:tr>
-        <w:tblPrEx>
-          <w:tblCellMar>
-            <w:top w:w="0" w:type="dxa"/>
-            <w:bottom w:w="0" w:type="dxa"/>
-          </w:tblCellMar>
-        </w:tblPrEx>
         <w:tc>
           <w:tcPr>
             <w:tcW w:w="3000" w:type="dxa"/>
@@ -16476,12 +15810,6 @@
         </w:tc>
       </w:tr>
       <w:tr>
-        <w:tblPrEx>
-          <w:tblCellMar>
-            <w:top w:w="0" w:type="dxa"/>
-            <w:bottom w:w="0" w:type="dxa"/>
-          </w:tblCellMar>
-        </w:tblPrEx>
         <w:tc>
           <w:tcPr>
             <w:tcW w:w="3000" w:type="dxa"/>
@@ -16540,12 +15868,6 @@
         </w:tc>
       </w:tr>
       <w:tr>
-        <w:tblPrEx>
-          <w:tblCellMar>
-            <w:top w:w="0" w:type="dxa"/>
-            <w:bottom w:w="0" w:type="dxa"/>
-          </w:tblCellMar>
-        </w:tblPrEx>
         <w:tc>
           <w:tcPr>
             <w:tcW w:w="3000" w:type="dxa"/>
@@ -16656,12 +15978,6 @@
         <w:gridCol w:w="6360"/>
       </w:tblGrid>
       <w:tr>
-        <w:tblPrEx>
-          <w:tblCellMar>
-            <w:top w:w="0" w:type="dxa"/>
-            <w:bottom w:w="0" w:type="dxa"/>
-          </w:tblCellMar>
-        </w:tblPrEx>
         <w:tc>
           <w:tcPr>
             <w:tcW w:w="3000" w:type="dxa"/>
@@ -16720,12 +16036,6 @@
         </w:tc>
       </w:tr>
       <w:tr>
-        <w:tblPrEx>
-          <w:tblCellMar>
-            <w:top w:w="0" w:type="dxa"/>
-            <w:bottom w:w="0" w:type="dxa"/>
-          </w:tblCellMar>
-        </w:tblPrEx>
         <w:tc>
           <w:tcPr>
             <w:tcW w:w="3000" w:type="dxa"/>
@@ -16784,12 +16094,6 @@
         </w:tc>
       </w:tr>
       <w:tr>
-        <w:tblPrEx>
-          <w:tblCellMar>
-            <w:top w:w="0" w:type="dxa"/>
-            <w:bottom w:w="0" w:type="dxa"/>
-          </w:tblCellMar>
-        </w:tblPrEx>
         <w:tc>
           <w:tcPr>
             <w:tcW w:w="3000" w:type="dxa"/>
@@ -16848,12 +16152,6 @@
         </w:tc>
       </w:tr>
       <w:tr>
-        <w:tblPrEx>
-          <w:tblCellMar>
-            <w:top w:w="0" w:type="dxa"/>
-            <w:bottom w:w="0" w:type="dxa"/>
-          </w:tblCellMar>
-        </w:tblPrEx>
         <w:tc>
           <w:tcPr>
             <w:tcW w:w="3000" w:type="dxa"/>
@@ -16912,12 +16210,6 @@
         </w:tc>
       </w:tr>
       <w:tr>
-        <w:tblPrEx>
-          <w:tblCellMar>
-            <w:top w:w="0" w:type="dxa"/>
-            <w:bottom w:w="0" w:type="dxa"/>
-          </w:tblCellMar>
-        </w:tblPrEx>
         <w:tc>
           <w:tcPr>
             <w:tcW w:w="3000" w:type="dxa"/>
@@ -16976,12 +16268,6 @@
         </w:tc>
       </w:tr>
       <w:tr>
-        <w:tblPrEx>
-          <w:tblCellMar>
-            <w:top w:w="0" w:type="dxa"/>
-            <w:bottom w:w="0" w:type="dxa"/>
-          </w:tblCellMar>
-        </w:tblPrEx>
         <w:tc>
           <w:tcPr>
             <w:tcW w:w="3000" w:type="dxa"/>
@@ -17040,12 +16326,6 @@
         </w:tc>
       </w:tr>
       <w:tr>
-        <w:tblPrEx>
-          <w:tblCellMar>
-            <w:top w:w="0" w:type="dxa"/>
-            <w:bottom w:w="0" w:type="dxa"/>
-          </w:tblCellMar>
-        </w:tblPrEx>
         <w:tc>
           <w:tcPr>
             <w:tcW w:w="3000" w:type="dxa"/>
@@ -17104,12 +16384,6 @@
         </w:tc>
       </w:tr>
       <w:tr>
-        <w:tblPrEx>
-          <w:tblCellMar>
-            <w:top w:w="0" w:type="dxa"/>
-            <w:bottom w:w="0" w:type="dxa"/>
-          </w:tblCellMar>
-        </w:tblPrEx>
         <w:tc>
           <w:tcPr>
             <w:tcW w:w="3000" w:type="dxa"/>
@@ -17168,12 +16442,6 @@
         </w:tc>
       </w:tr>
       <w:tr>
-        <w:tblPrEx>
-          <w:tblCellMar>
-            <w:top w:w="0" w:type="dxa"/>
-            <w:bottom w:w="0" w:type="dxa"/>
-          </w:tblCellMar>
-        </w:tblPrEx>
         <w:tc>
           <w:tcPr>
             <w:tcW w:w="3000" w:type="dxa"/>
@@ -17232,12 +16500,6 @@
         </w:tc>
       </w:tr>
       <w:tr>
-        <w:tblPrEx>
-          <w:tblCellMar>
-            <w:top w:w="0" w:type="dxa"/>
-            <w:bottom w:w="0" w:type="dxa"/>
-          </w:tblCellMar>
-        </w:tblPrEx>
         <w:tc>
           <w:tcPr>
             <w:tcW w:w="3000" w:type="dxa"/>
@@ -17296,12 +16558,6 @@
         </w:tc>
       </w:tr>
       <w:tr>
-        <w:tblPrEx>
-          <w:tblCellMar>
-            <w:top w:w="0" w:type="dxa"/>
-            <w:bottom w:w="0" w:type="dxa"/>
-          </w:tblCellMar>
-        </w:tblPrEx>
         <w:tc>
           <w:tcPr>
             <w:tcW w:w="3000" w:type="dxa"/>
@@ -17361,12 +16617,6 @@
         </w:tc>
       </w:tr>
       <w:tr>
-        <w:tblPrEx>
-          <w:tblCellMar>
-            <w:top w:w="0" w:type="dxa"/>
-            <w:bottom w:w="0" w:type="dxa"/>
-          </w:tblCellMar>
-        </w:tblPrEx>
         <w:tc>
           <w:tcPr>
             <w:tcW w:w="3000" w:type="dxa"/>
@@ -17493,12 +16743,6 @@
         <w:gridCol w:w="6360"/>
       </w:tblGrid>
       <w:tr>
-        <w:tblPrEx>
-          <w:tblCellMar>
-            <w:top w:w="0" w:type="dxa"/>
-            <w:bottom w:w="0" w:type="dxa"/>
-          </w:tblCellMar>
-        </w:tblPrEx>
         <w:tc>
           <w:tcPr>
             <w:tcW w:w="3000" w:type="dxa"/>
@@ -17557,12 +16801,6 @@
         </w:tc>
       </w:tr>
       <w:tr>
-        <w:tblPrEx>
-          <w:tblCellMar>
-            <w:top w:w="0" w:type="dxa"/>
-            <w:bottom w:w="0" w:type="dxa"/>
-          </w:tblCellMar>
-        </w:tblPrEx>
         <w:tc>
           <w:tcPr>
             <w:tcW w:w="3000" w:type="dxa"/>
@@ -17621,12 +16859,6 @@
         </w:tc>
       </w:tr>
       <w:tr>
-        <w:tblPrEx>
-          <w:tblCellMar>
-            <w:top w:w="0" w:type="dxa"/>
-            <w:bottom w:w="0" w:type="dxa"/>
-          </w:tblCellMar>
-        </w:tblPrEx>
         <w:tc>
           <w:tcPr>
             <w:tcW w:w="3000" w:type="dxa"/>
@@ -17685,12 +16917,6 @@
         </w:tc>
       </w:tr>
       <w:tr>
-        <w:tblPrEx>
-          <w:tblCellMar>
-            <w:top w:w="0" w:type="dxa"/>
-            <w:bottom w:w="0" w:type="dxa"/>
-          </w:tblCellMar>
-        </w:tblPrEx>
         <w:tc>
           <w:tcPr>
             <w:tcW w:w="3000" w:type="dxa"/>
@@ -17749,12 +16975,6 @@
         </w:tc>
       </w:tr>
       <w:tr>
-        <w:tblPrEx>
-          <w:tblCellMar>
-            <w:top w:w="0" w:type="dxa"/>
-            <w:bottom w:w="0" w:type="dxa"/>
-          </w:tblCellMar>
-        </w:tblPrEx>
         <w:tc>
           <w:tcPr>
             <w:tcW w:w="3000" w:type="dxa"/>
@@ -17813,12 +17033,6 @@
         </w:tc>
       </w:tr>
       <w:tr>
-        <w:tblPrEx>
-          <w:tblCellMar>
-            <w:top w:w="0" w:type="dxa"/>
-            <w:bottom w:w="0" w:type="dxa"/>
-          </w:tblCellMar>
-        </w:tblPrEx>
         <w:tc>
           <w:tcPr>
             <w:tcW w:w="3000" w:type="dxa"/>
@@ -17877,12 +17091,6 @@
         </w:tc>
       </w:tr>
       <w:tr>
-        <w:tblPrEx>
-          <w:tblCellMar>
-            <w:top w:w="0" w:type="dxa"/>
-            <w:bottom w:w="0" w:type="dxa"/>
-          </w:tblCellMar>
-        </w:tblPrEx>
         <w:tc>
           <w:tcPr>
             <w:tcW w:w="3000" w:type="dxa"/>
@@ -17941,12 +17149,6 @@
         </w:tc>
       </w:tr>
       <w:tr>
-        <w:tblPrEx>
-          <w:tblCellMar>
-            <w:top w:w="0" w:type="dxa"/>
-            <w:bottom w:w="0" w:type="dxa"/>
-          </w:tblCellMar>
-        </w:tblPrEx>
         <w:tc>
           <w:tcPr>
             <w:tcW w:w="3000" w:type="dxa"/>
@@ -18021,12 +17223,6 @@
         </w:tc>
       </w:tr>
       <w:tr>
-        <w:tblPrEx>
-          <w:tblCellMar>
-            <w:top w:w="0" w:type="dxa"/>
-            <w:bottom w:w="0" w:type="dxa"/>
-          </w:tblCellMar>
-        </w:tblPrEx>
         <w:tc>
           <w:tcPr>
             <w:tcW w:w="3000" w:type="dxa"/>
@@ -18085,12 +17281,6 @@
         </w:tc>
       </w:tr>
       <w:tr>
-        <w:tblPrEx>
-          <w:tblCellMar>
-            <w:top w:w="0" w:type="dxa"/>
-            <w:bottom w:w="0" w:type="dxa"/>
-          </w:tblCellMar>
-        </w:tblPrEx>
         <w:tc>
           <w:tcPr>
             <w:tcW w:w="3000" w:type="dxa"/>
@@ -18201,12 +17391,6 @@
         <w:gridCol w:w="6360"/>
       </w:tblGrid>
       <w:tr>
-        <w:tblPrEx>
-          <w:tblCellMar>
-            <w:top w:w="0" w:type="dxa"/>
-            <w:bottom w:w="0" w:type="dxa"/>
-          </w:tblCellMar>
-        </w:tblPrEx>
         <w:tc>
           <w:tcPr>
             <w:tcW w:w="3000" w:type="dxa"/>
@@ -18265,12 +17449,6 @@
         </w:tc>
       </w:tr>
       <w:tr>
-        <w:tblPrEx>
-          <w:tblCellMar>
-            <w:top w:w="0" w:type="dxa"/>
-            <w:bottom w:w="0" w:type="dxa"/>
-          </w:tblCellMar>
-        </w:tblPrEx>
         <w:tc>
           <w:tcPr>
             <w:tcW w:w="3000" w:type="dxa"/>
@@ -18329,12 +17507,6 @@
         </w:tc>
       </w:tr>
       <w:tr>
-        <w:tblPrEx>
-          <w:tblCellMar>
-            <w:top w:w="0" w:type="dxa"/>
-            <w:bottom w:w="0" w:type="dxa"/>
-          </w:tblCellMar>
-        </w:tblPrEx>
         <w:tc>
           <w:tcPr>
             <w:tcW w:w="3000" w:type="dxa"/>
@@ -18393,12 +17565,6 @@
         </w:tc>
       </w:tr>
       <w:tr>
-        <w:tblPrEx>
-          <w:tblCellMar>
-            <w:top w:w="0" w:type="dxa"/>
-            <w:bottom w:w="0" w:type="dxa"/>
-          </w:tblCellMar>
-        </w:tblPrEx>
         <w:tc>
           <w:tcPr>
             <w:tcW w:w="3000" w:type="dxa"/>
@@ -18457,12 +17623,6 @@
         </w:tc>
       </w:tr>
       <w:tr>
-        <w:tblPrEx>
-          <w:tblCellMar>
-            <w:top w:w="0" w:type="dxa"/>
-            <w:bottom w:w="0" w:type="dxa"/>
-          </w:tblCellMar>
-        </w:tblPrEx>
         <w:tc>
           <w:tcPr>
             <w:tcW w:w="3000" w:type="dxa"/>
@@ -18521,12 +17681,6 @@
         </w:tc>
       </w:tr>
       <w:tr>
-        <w:tblPrEx>
-          <w:tblCellMar>
-            <w:top w:w="0" w:type="dxa"/>
-            <w:bottom w:w="0" w:type="dxa"/>
-          </w:tblCellMar>
-        </w:tblPrEx>
         <w:tc>
           <w:tcPr>
             <w:tcW w:w="3000" w:type="dxa"/>
@@ -18585,12 +17739,6 @@
         </w:tc>
       </w:tr>
       <w:tr>
-        <w:tblPrEx>
-          <w:tblCellMar>
-            <w:top w:w="0" w:type="dxa"/>
-            <w:bottom w:w="0" w:type="dxa"/>
-          </w:tblCellMar>
-        </w:tblPrEx>
         <w:tc>
           <w:tcPr>
             <w:tcW w:w="3000" w:type="dxa"/>
@@ -18681,12 +17829,6 @@
         </w:tc>
       </w:tr>
       <w:tr>
-        <w:tblPrEx>
-          <w:tblCellMar>
-            <w:top w:w="0" w:type="dxa"/>
-            <w:bottom w:w="0" w:type="dxa"/>
-          </w:tblCellMar>
-        </w:tblPrEx>
         <w:tc>
           <w:tcPr>
             <w:tcW w:w="3000" w:type="dxa"/>
@@ -18777,12 +17919,6 @@
         </w:tc>
       </w:tr>
       <w:tr>
-        <w:tblPrEx>
-          <w:tblCellMar>
-            <w:top w:w="0" w:type="dxa"/>
-            <w:bottom w:w="0" w:type="dxa"/>
-          </w:tblCellMar>
-        </w:tblPrEx>
         <w:tc>
           <w:tcPr>
             <w:tcW w:w="3000" w:type="dxa"/>
@@ -18842,12 +17978,6 @@
         </w:tc>
       </w:tr>
       <w:tr>
-        <w:tblPrEx>
-          <w:tblCellMar>
-            <w:top w:w="0" w:type="dxa"/>
-            <w:bottom w:w="0" w:type="dxa"/>
-          </w:tblCellMar>
-        </w:tblPrEx>
         <w:tc>
           <w:tcPr>
             <w:tcW w:w="3000" w:type="dxa"/>
@@ -18958,12 +18088,6 @@
         <w:gridCol w:w="6360"/>
       </w:tblGrid>
       <w:tr>
-        <w:tblPrEx>
-          <w:tblCellMar>
-            <w:top w:w="0" w:type="dxa"/>
-            <w:bottom w:w="0" w:type="dxa"/>
-          </w:tblCellMar>
-        </w:tblPrEx>
         <w:tc>
           <w:tcPr>
             <w:tcW w:w="3000" w:type="dxa"/>
@@ -19022,12 +18146,6 @@
         </w:tc>
       </w:tr>
       <w:tr>
-        <w:tblPrEx>
-          <w:tblCellMar>
-            <w:top w:w="0" w:type="dxa"/>
-            <w:bottom w:w="0" w:type="dxa"/>
-          </w:tblCellMar>
-        </w:tblPrEx>
         <w:tc>
           <w:tcPr>
             <w:tcW w:w="3000" w:type="dxa"/>
@@ -19086,12 +18204,6 @@
         </w:tc>
       </w:tr>
       <w:tr>
-        <w:tblPrEx>
-          <w:tblCellMar>
-            <w:top w:w="0" w:type="dxa"/>
-            <w:bottom w:w="0" w:type="dxa"/>
-          </w:tblCellMar>
-        </w:tblPrEx>
         <w:tc>
           <w:tcPr>
             <w:tcW w:w="3000" w:type="dxa"/>
@@ -19150,12 +18262,6 @@
         </w:tc>
       </w:tr>
       <w:tr>
-        <w:tblPrEx>
-          <w:tblCellMar>
-            <w:top w:w="0" w:type="dxa"/>
-            <w:bottom w:w="0" w:type="dxa"/>
-          </w:tblCellMar>
-        </w:tblPrEx>
         <w:tc>
           <w:tcPr>
             <w:tcW w:w="3000" w:type="dxa"/>
@@ -19214,12 +18320,6 @@
         </w:tc>
       </w:tr>
       <w:tr>
-        <w:tblPrEx>
-          <w:tblCellMar>
-            <w:top w:w="0" w:type="dxa"/>
-            <w:bottom w:w="0" w:type="dxa"/>
-          </w:tblCellMar>
-        </w:tblPrEx>
         <w:tc>
           <w:tcPr>
             <w:tcW w:w="3000" w:type="dxa"/>
@@ -19278,12 +18378,6 @@
         </w:tc>
       </w:tr>
       <w:tr>
-        <w:tblPrEx>
-          <w:tblCellMar>
-            <w:top w:w="0" w:type="dxa"/>
-            <w:bottom w:w="0" w:type="dxa"/>
-          </w:tblCellMar>
-        </w:tblPrEx>
         <w:tc>
           <w:tcPr>
             <w:tcW w:w="3000" w:type="dxa"/>
@@ -19342,12 +18436,6 @@
         </w:tc>
       </w:tr>
       <w:tr>
-        <w:tblPrEx>
-          <w:tblCellMar>
-            <w:top w:w="0" w:type="dxa"/>
-            <w:bottom w:w="0" w:type="dxa"/>
-          </w:tblCellMar>
-        </w:tblPrEx>
         <w:tc>
           <w:tcPr>
             <w:tcW w:w="3000" w:type="dxa"/>
@@ -19422,12 +18510,6 @@
         </w:tc>
       </w:tr>
       <w:tr>
-        <w:tblPrEx>
-          <w:tblCellMar>
-            <w:top w:w="0" w:type="dxa"/>
-            <w:bottom w:w="0" w:type="dxa"/>
-          </w:tblCellMar>
-        </w:tblPrEx>
         <w:tc>
           <w:tcPr>
             <w:tcW w:w="3000" w:type="dxa"/>
@@ -19534,12 +18616,6 @@
         </w:tc>
       </w:tr>
       <w:tr>
-        <w:tblPrEx>
-          <w:tblCellMar>
-            <w:top w:w="0" w:type="dxa"/>
-            <w:bottom w:w="0" w:type="dxa"/>
-          </w:tblCellMar>
-        </w:tblPrEx>
         <w:tc>
           <w:tcPr>
             <w:tcW w:w="3000" w:type="dxa"/>
@@ -19598,12 +18674,6 @@
         </w:tc>
       </w:tr>
       <w:tr>
-        <w:tblPrEx>
-          <w:tblCellMar>
-            <w:top w:w="0" w:type="dxa"/>
-            <w:bottom w:w="0" w:type="dxa"/>
-          </w:tblCellMar>
-        </w:tblPrEx>
         <w:tc>
           <w:tcPr>
             <w:tcW w:w="3000" w:type="dxa"/>
@@ -19714,12 +18784,6 @@
         <w:gridCol w:w="6360"/>
       </w:tblGrid>
       <w:tr>
-        <w:tblPrEx>
-          <w:tblCellMar>
-            <w:top w:w="0" w:type="dxa"/>
-            <w:bottom w:w="0" w:type="dxa"/>
-          </w:tblCellMar>
-        </w:tblPrEx>
         <w:tc>
           <w:tcPr>
             <w:tcW w:w="3000" w:type="dxa"/>
@@ -19778,12 +18842,6 @@
         </w:tc>
       </w:tr>
       <w:tr>
-        <w:tblPrEx>
-          <w:tblCellMar>
-            <w:top w:w="0" w:type="dxa"/>
-            <w:bottom w:w="0" w:type="dxa"/>
-          </w:tblCellMar>
-        </w:tblPrEx>
         <w:tc>
           <w:tcPr>
             <w:tcW w:w="3000" w:type="dxa"/>
@@ -19842,12 +18900,6 @@
         </w:tc>
       </w:tr>
       <w:tr>
-        <w:tblPrEx>
-          <w:tblCellMar>
-            <w:top w:w="0" w:type="dxa"/>
-            <w:bottom w:w="0" w:type="dxa"/>
-          </w:tblCellMar>
-        </w:tblPrEx>
         <w:tc>
           <w:tcPr>
             <w:tcW w:w="3000" w:type="dxa"/>
@@ -19906,12 +18958,6 @@
         </w:tc>
       </w:tr>
       <w:tr>
-        <w:tblPrEx>
-          <w:tblCellMar>
-            <w:top w:w="0" w:type="dxa"/>
-            <w:bottom w:w="0" w:type="dxa"/>
-          </w:tblCellMar>
-        </w:tblPrEx>
         <w:tc>
           <w:tcPr>
             <w:tcW w:w="3000" w:type="dxa"/>
@@ -19970,12 +19016,6 @@
         </w:tc>
       </w:tr>
       <w:tr>
-        <w:tblPrEx>
-          <w:tblCellMar>
-            <w:top w:w="0" w:type="dxa"/>
-            <w:bottom w:w="0" w:type="dxa"/>
-          </w:tblCellMar>
-        </w:tblPrEx>
         <w:tc>
           <w:tcPr>
             <w:tcW w:w="3000" w:type="dxa"/>
@@ -20066,12 +19106,6 @@
         </w:tc>
       </w:tr>
       <w:tr>
-        <w:tblPrEx>
-          <w:tblCellMar>
-            <w:top w:w="0" w:type="dxa"/>
-            <w:bottom w:w="0" w:type="dxa"/>
-          </w:tblCellMar>
-        </w:tblPrEx>
         <w:tc>
           <w:tcPr>
             <w:tcW w:w="3000" w:type="dxa"/>
@@ -20130,12 +19164,6 @@
         </w:tc>
       </w:tr>
       <w:tr>
-        <w:tblPrEx>
-          <w:tblCellMar>
-            <w:top w:w="0" w:type="dxa"/>
-            <w:bottom w:w="0" w:type="dxa"/>
-          </w:tblCellMar>
-        </w:tblPrEx>
         <w:tc>
           <w:tcPr>
             <w:tcW w:w="3000" w:type="dxa"/>
@@ -20275,12 +19303,6 @@
         </w:tc>
       </w:tr>
       <w:tr>
-        <w:tblPrEx>
-          <w:tblCellMar>
-            <w:top w:w="0" w:type="dxa"/>
-            <w:bottom w:w="0" w:type="dxa"/>
-          </w:tblCellMar>
-        </w:tblPrEx>
         <w:tc>
           <w:tcPr>
             <w:tcW w:w="3000" w:type="dxa"/>
@@ -20355,12 +19377,6 @@
         </w:tc>
       </w:tr>
       <w:tr>
-        <w:tblPrEx>
-          <w:tblCellMar>
-            <w:top w:w="0" w:type="dxa"/>
-            <w:bottom w:w="0" w:type="dxa"/>
-          </w:tblCellMar>
-        </w:tblPrEx>
         <w:tc>
           <w:tcPr>
             <w:tcW w:w="3000" w:type="dxa"/>
@@ -20419,12 +19435,6 @@
         </w:tc>
       </w:tr>
       <w:tr>
-        <w:tblPrEx>
-          <w:tblCellMar>
-            <w:top w:w="0" w:type="dxa"/>
-            <w:bottom w:w="0" w:type="dxa"/>
-          </w:tblCellMar>
-        </w:tblPrEx>
         <w:tc>
           <w:tcPr>
             <w:tcW w:w="3000" w:type="dxa"/>
@@ -20783,12 +19793,6 @@
         <w:gridCol w:w="6360"/>
       </w:tblGrid>
       <w:tr>
-        <w:tblPrEx>
-          <w:tblCellMar>
-            <w:top w:w="0" w:type="dxa"/>
-            <w:bottom w:w="0" w:type="dxa"/>
-          </w:tblCellMar>
-        </w:tblPrEx>
         <w:tc>
           <w:tcPr>
             <w:tcW w:w="3000" w:type="dxa"/>
@@ -20847,12 +19851,6 @@
         </w:tc>
       </w:tr>
       <w:tr>
-        <w:tblPrEx>
-          <w:tblCellMar>
-            <w:top w:w="0" w:type="dxa"/>
-            <w:bottom w:w="0" w:type="dxa"/>
-          </w:tblCellMar>
-        </w:tblPrEx>
         <w:tc>
           <w:tcPr>
             <w:tcW w:w="3000" w:type="dxa"/>
@@ -20911,12 +19909,6 @@
         </w:tc>
       </w:tr>
       <w:tr>
-        <w:tblPrEx>
-          <w:tblCellMar>
-            <w:top w:w="0" w:type="dxa"/>
-            <w:bottom w:w="0" w:type="dxa"/>
-          </w:tblCellMar>
-        </w:tblPrEx>
         <w:tc>
           <w:tcPr>
             <w:tcW w:w="3000" w:type="dxa"/>
@@ -20975,12 +19967,6 @@
         </w:tc>
       </w:tr>
       <w:tr>
-        <w:tblPrEx>
-          <w:tblCellMar>
-            <w:top w:w="0" w:type="dxa"/>
-            <w:bottom w:w="0" w:type="dxa"/>
-          </w:tblCellMar>
-        </w:tblPrEx>
         <w:tc>
           <w:tcPr>
             <w:tcW w:w="3000" w:type="dxa"/>
@@ -21039,12 +20025,6 @@
         </w:tc>
       </w:tr>
       <w:tr>
-        <w:tblPrEx>
-          <w:tblCellMar>
-            <w:top w:w="0" w:type="dxa"/>
-            <w:bottom w:w="0" w:type="dxa"/>
-          </w:tblCellMar>
-        </w:tblPrEx>
         <w:tc>
           <w:tcPr>
             <w:tcW w:w="3000" w:type="dxa"/>
@@ -21103,12 +20083,6 @@
         </w:tc>
       </w:tr>
       <w:tr>
-        <w:tblPrEx>
-          <w:tblCellMar>
-            <w:top w:w="0" w:type="dxa"/>
-            <w:bottom w:w="0" w:type="dxa"/>
-          </w:tblCellMar>
-        </w:tblPrEx>
         <w:tc>
           <w:tcPr>
             <w:tcW w:w="3000" w:type="dxa"/>
@@ -21167,12 +20141,6 @@
         </w:tc>
       </w:tr>
       <w:tr>
-        <w:tblPrEx>
-          <w:tblCellMar>
-            <w:top w:w="0" w:type="dxa"/>
-            <w:bottom w:w="0" w:type="dxa"/>
-          </w:tblCellMar>
-        </w:tblPrEx>
         <w:tc>
           <w:tcPr>
             <w:tcW w:w="3000" w:type="dxa"/>
@@ -21231,12 +20199,6 @@
         </w:tc>
       </w:tr>
       <w:tr>
-        <w:tblPrEx>
-          <w:tblCellMar>
-            <w:top w:w="0" w:type="dxa"/>
-            <w:bottom w:w="0" w:type="dxa"/>
-          </w:tblCellMar>
-        </w:tblPrEx>
         <w:tc>
           <w:tcPr>
             <w:tcW w:w="3000" w:type="dxa"/>
@@ -21352,12 +20314,6 @@
         </w:tc>
       </w:tr>
       <w:tr>
-        <w:tblPrEx>
-          <w:tblCellMar>
-            <w:top w:w="0" w:type="dxa"/>
-            <w:bottom w:w="0" w:type="dxa"/>
-          </w:tblCellMar>
-        </w:tblPrEx>
         <w:tc>
           <w:tcPr>
             <w:tcW w:w="3000" w:type="dxa"/>
@@ -21416,12 +20372,6 @@
         </w:tc>
       </w:tr>
       <w:tr>
-        <w:tblPrEx>
-          <w:tblCellMar>
-            <w:top w:w="0" w:type="dxa"/>
-            <w:bottom w:w="0" w:type="dxa"/>
-          </w:tblCellMar>
-        </w:tblPrEx>
         <w:tc>
           <w:tcPr>
             <w:tcW w:w="3000" w:type="dxa"/>
@@ -21480,12 +20430,6 @@
         </w:tc>
       </w:tr>
       <w:tr>
-        <w:tblPrEx>
-          <w:tblCellMar>
-            <w:top w:w="0" w:type="dxa"/>
-            <w:bottom w:w="0" w:type="dxa"/>
-          </w:tblCellMar>
-        </w:tblPrEx>
         <w:tc>
           <w:tcPr>
             <w:tcW w:w="3000" w:type="dxa"/>
@@ -21560,12 +20504,6 @@
         </w:tc>
       </w:tr>
       <w:tr>
-        <w:tblPrEx>
-          <w:tblCellMar>
-            <w:top w:w="0" w:type="dxa"/>
-            <w:bottom w:w="0" w:type="dxa"/>
-          </w:tblCellMar>
-        </w:tblPrEx>
         <w:tc>
           <w:tcPr>
             <w:tcW w:w="3000" w:type="dxa"/>
@@ -21676,12 +20614,6 @@
         <w:gridCol w:w="6360"/>
       </w:tblGrid>
       <w:tr>
-        <w:tblPrEx>
-          <w:tblCellMar>
-            <w:top w:w="0" w:type="dxa"/>
-            <w:bottom w:w="0" w:type="dxa"/>
-          </w:tblCellMar>
-        </w:tblPrEx>
         <w:tc>
           <w:tcPr>
             <w:tcW w:w="3000" w:type="dxa"/>
@@ -21740,12 +20672,6 @@
         </w:tc>
       </w:tr>
       <w:tr>
-        <w:tblPrEx>
-          <w:tblCellMar>
-            <w:top w:w="0" w:type="dxa"/>
-            <w:bottom w:w="0" w:type="dxa"/>
-          </w:tblCellMar>
-        </w:tblPrEx>
         <w:tc>
           <w:tcPr>
             <w:tcW w:w="3000" w:type="dxa"/>
@@ -21804,12 +20730,6 @@
         </w:tc>
       </w:tr>
       <w:tr>
-        <w:tblPrEx>
-          <w:tblCellMar>
-            <w:top w:w="0" w:type="dxa"/>
-            <w:bottom w:w="0" w:type="dxa"/>
-          </w:tblCellMar>
-        </w:tblPrEx>
         <w:tc>
           <w:tcPr>
             <w:tcW w:w="3000" w:type="dxa"/>
@@ -21868,12 +20788,6 @@
         </w:tc>
       </w:tr>
       <w:tr>
-        <w:tblPrEx>
-          <w:tblCellMar>
-            <w:top w:w="0" w:type="dxa"/>
-            <w:bottom w:w="0" w:type="dxa"/>
-          </w:tblCellMar>
-        </w:tblPrEx>
         <w:tc>
           <w:tcPr>
             <w:tcW w:w="3000" w:type="dxa"/>
@@ -21932,12 +20846,6 @@
         </w:tc>
       </w:tr>
       <w:tr>
-        <w:tblPrEx>
-          <w:tblCellMar>
-            <w:top w:w="0" w:type="dxa"/>
-            <w:bottom w:w="0" w:type="dxa"/>
-          </w:tblCellMar>
-        </w:tblPrEx>
         <w:tc>
           <w:tcPr>
             <w:tcW w:w="3000" w:type="dxa"/>
@@ -21996,12 +20904,6 @@
         </w:tc>
       </w:tr>
       <w:tr>
-        <w:tblPrEx>
-          <w:tblCellMar>
-            <w:top w:w="0" w:type="dxa"/>
-            <w:bottom w:w="0" w:type="dxa"/>
-          </w:tblCellMar>
-        </w:tblPrEx>
         <w:tc>
           <w:tcPr>
             <w:tcW w:w="3000" w:type="dxa"/>
@@ -22060,12 +20962,6 @@
         </w:tc>
       </w:tr>
       <w:tr>
-        <w:tblPrEx>
-          <w:tblCellMar>
-            <w:top w:w="0" w:type="dxa"/>
-            <w:bottom w:w="0" w:type="dxa"/>
-          </w:tblCellMar>
-        </w:tblPrEx>
         <w:tc>
           <w:tcPr>
             <w:tcW w:w="3000" w:type="dxa"/>
@@ -22124,12 +21020,6 @@
         </w:tc>
       </w:tr>
       <w:tr>
-        <w:tblPrEx>
-          <w:tblCellMar>
-            <w:top w:w="0" w:type="dxa"/>
-            <w:bottom w:w="0" w:type="dxa"/>
-          </w:tblCellMar>
-        </w:tblPrEx>
         <w:tc>
           <w:tcPr>
             <w:tcW w:w="3000" w:type="dxa"/>
@@ -22204,12 +21094,6 @@
         </w:tc>
       </w:tr>
       <w:tr>
-        <w:tblPrEx>
-          <w:tblCellMar>
-            <w:top w:w="0" w:type="dxa"/>
-            <w:bottom w:w="0" w:type="dxa"/>
-          </w:tblCellMar>
-        </w:tblPrEx>
         <w:tc>
           <w:tcPr>
             <w:tcW w:w="3000" w:type="dxa"/>
@@ -22269,12 +21153,6 @@
         </w:tc>
       </w:tr>
       <w:tr>
-        <w:tblPrEx>
-          <w:tblCellMar>
-            <w:top w:w="0" w:type="dxa"/>
-            <w:bottom w:w="0" w:type="dxa"/>
-          </w:tblCellMar>
-        </w:tblPrEx>
         <w:tc>
           <w:tcPr>
             <w:tcW w:w="3000" w:type="dxa"/>
@@ -22365,12 +21243,6 @@
         </w:tc>
       </w:tr>
       <w:tr>
-        <w:tblPrEx>
-          <w:tblCellMar>
-            <w:top w:w="0" w:type="dxa"/>
-            <w:bottom w:w="0" w:type="dxa"/>
-          </w:tblCellMar>
-        </w:tblPrEx>
         <w:tc>
           <w:tcPr>
             <w:tcW w:w="3000" w:type="dxa"/>
@@ -22481,12 +21353,6 @@
         <w:gridCol w:w="6360"/>
       </w:tblGrid>
       <w:tr>
-        <w:tblPrEx>
-          <w:tblCellMar>
-            <w:top w:w="0" w:type="dxa"/>
-            <w:bottom w:w="0" w:type="dxa"/>
-          </w:tblCellMar>
-        </w:tblPrEx>
         <w:tc>
           <w:tcPr>
             <w:tcW w:w="3000" w:type="dxa"/>
@@ -22545,12 +21411,6 @@
         </w:tc>
       </w:tr>
       <w:tr>
-        <w:tblPrEx>
-          <w:tblCellMar>
-            <w:top w:w="0" w:type="dxa"/>
-            <w:bottom w:w="0" w:type="dxa"/>
-          </w:tblCellMar>
-        </w:tblPrEx>
         <w:tc>
           <w:tcPr>
             <w:tcW w:w="3000" w:type="dxa"/>
@@ -22609,12 +21469,6 @@
         </w:tc>
       </w:tr>
       <w:tr>
-        <w:tblPrEx>
-          <w:tblCellMar>
-            <w:top w:w="0" w:type="dxa"/>
-            <w:bottom w:w="0" w:type="dxa"/>
-          </w:tblCellMar>
-        </w:tblPrEx>
         <w:tc>
           <w:tcPr>
             <w:tcW w:w="3000" w:type="dxa"/>
@@ -22673,12 +21527,6 @@
         </w:tc>
       </w:tr>
       <w:tr>
-        <w:tblPrEx>
-          <w:tblCellMar>
-            <w:top w:w="0" w:type="dxa"/>
-            <w:bottom w:w="0" w:type="dxa"/>
-          </w:tblCellMar>
-        </w:tblPrEx>
         <w:tc>
           <w:tcPr>
             <w:tcW w:w="3000" w:type="dxa"/>
@@ -22737,12 +21585,6 @@
         </w:tc>
       </w:tr>
       <w:tr>
-        <w:tblPrEx>
-          <w:tblCellMar>
-            <w:top w:w="0" w:type="dxa"/>
-            <w:bottom w:w="0" w:type="dxa"/>
-          </w:tblCellMar>
-        </w:tblPrEx>
         <w:tc>
           <w:tcPr>
             <w:tcW w:w="3000" w:type="dxa"/>
@@ -22801,12 +21643,6 @@
         </w:tc>
       </w:tr>
       <w:tr>
-        <w:tblPrEx>
-          <w:tblCellMar>
-            <w:top w:w="0" w:type="dxa"/>
-            <w:bottom w:w="0" w:type="dxa"/>
-          </w:tblCellMar>
-        </w:tblPrEx>
         <w:tc>
           <w:tcPr>
             <w:tcW w:w="3000" w:type="dxa"/>
@@ -22865,12 +21701,6 @@
         </w:tc>
       </w:tr>
       <w:tr>
-        <w:tblPrEx>
-          <w:tblCellMar>
-            <w:top w:w="0" w:type="dxa"/>
-            <w:bottom w:w="0" w:type="dxa"/>
-          </w:tblCellMar>
-        </w:tblPrEx>
         <w:tc>
           <w:tcPr>
             <w:tcW w:w="3000" w:type="dxa"/>
@@ -22929,12 +21759,6 @@
         </w:tc>
       </w:tr>
       <w:tr>
-        <w:tblPrEx>
-          <w:tblCellMar>
-            <w:top w:w="0" w:type="dxa"/>
-            <w:bottom w:w="0" w:type="dxa"/>
-          </w:tblCellMar>
-        </w:tblPrEx>
         <w:tc>
           <w:tcPr>
             <w:tcW w:w="3000" w:type="dxa"/>
@@ -22993,12 +21817,6 @@
         </w:tc>
       </w:tr>
       <w:tr>
-        <w:tblPrEx>
-          <w:tblCellMar>
-            <w:top w:w="0" w:type="dxa"/>
-            <w:bottom w:w="0" w:type="dxa"/>
-          </w:tblCellMar>
-        </w:tblPrEx>
         <w:tc>
           <w:tcPr>
             <w:tcW w:w="3000" w:type="dxa"/>
@@ -23057,12 +21875,6 @@
         </w:tc>
       </w:tr>
       <w:tr>
-        <w:tblPrEx>
-          <w:tblCellMar>
-            <w:top w:w="0" w:type="dxa"/>
-            <w:bottom w:w="0" w:type="dxa"/>
-          </w:tblCellMar>
-        </w:tblPrEx>
         <w:tc>
           <w:tcPr>
             <w:tcW w:w="3000" w:type="dxa"/>
@@ -23121,12 +21933,6 @@
         </w:tc>
       </w:tr>
       <w:tr>
-        <w:tblPrEx>
-          <w:tblCellMar>
-            <w:top w:w="0" w:type="dxa"/>
-            <w:bottom w:w="0" w:type="dxa"/>
-          </w:tblCellMar>
-        </w:tblPrEx>
         <w:tc>
           <w:tcPr>
             <w:tcW w:w="3000" w:type="dxa"/>
@@ -23247,12 +22053,6 @@
         <w:gridCol w:w="6360"/>
       </w:tblGrid>
       <w:tr>
-        <w:tblPrEx>
-          <w:tblCellMar>
-            <w:top w:w="0" w:type="dxa"/>
-            <w:bottom w:w="0" w:type="dxa"/>
-          </w:tblCellMar>
-        </w:tblPrEx>
         <w:tc>
           <w:tcPr>
             <w:tcW w:w="3000" w:type="dxa"/>
@@ -23311,12 +22111,6 @@
         </w:tc>
       </w:tr>
       <w:tr>
-        <w:tblPrEx>
-          <w:tblCellMar>
-            <w:top w:w="0" w:type="dxa"/>
-            <w:bottom w:w="0" w:type="dxa"/>
-          </w:tblCellMar>
-        </w:tblPrEx>
         <w:tc>
           <w:tcPr>
             <w:tcW w:w="3000" w:type="dxa"/>
@@ -23375,12 +22169,6 @@
         </w:tc>
       </w:tr>
       <w:tr>
-        <w:tblPrEx>
-          <w:tblCellMar>
-            <w:top w:w="0" w:type="dxa"/>
-            <w:bottom w:w="0" w:type="dxa"/>
-          </w:tblCellMar>
-        </w:tblPrEx>
         <w:tc>
           <w:tcPr>
             <w:tcW w:w="3000" w:type="dxa"/>
@@ -23439,12 +22227,6 @@
         </w:tc>
       </w:tr>
       <w:tr>
-        <w:tblPrEx>
-          <w:tblCellMar>
-            <w:top w:w="0" w:type="dxa"/>
-            <w:bottom w:w="0" w:type="dxa"/>
-          </w:tblCellMar>
-        </w:tblPrEx>
         <w:tc>
           <w:tcPr>
             <w:tcW w:w="3000" w:type="dxa"/>
@@ -23503,12 +22285,6 @@
         </w:tc>
       </w:tr>
       <w:tr>
-        <w:tblPrEx>
-          <w:tblCellMar>
-            <w:top w:w="0" w:type="dxa"/>
-            <w:bottom w:w="0" w:type="dxa"/>
-          </w:tblCellMar>
-        </w:tblPrEx>
         <w:tc>
           <w:tcPr>
             <w:tcW w:w="3000" w:type="dxa"/>
@@ -23567,12 +22343,6 @@
         </w:tc>
       </w:tr>
       <w:tr>
-        <w:tblPrEx>
-          <w:tblCellMar>
-            <w:top w:w="0" w:type="dxa"/>
-            <w:bottom w:w="0" w:type="dxa"/>
-          </w:tblCellMar>
-        </w:tblPrEx>
         <w:tc>
           <w:tcPr>
             <w:tcW w:w="3000" w:type="dxa"/>
@@ -23631,12 +22401,6 @@
         </w:tc>
       </w:tr>
       <w:tr>
-        <w:tblPrEx>
-          <w:tblCellMar>
-            <w:top w:w="0" w:type="dxa"/>
-            <w:bottom w:w="0" w:type="dxa"/>
-          </w:tblCellMar>
-        </w:tblPrEx>
         <w:tc>
           <w:tcPr>
             <w:tcW w:w="3000" w:type="dxa"/>
@@ -23695,12 +22459,6 @@
         </w:tc>
       </w:tr>
       <w:tr>
-        <w:tblPrEx>
-          <w:tblCellMar>
-            <w:top w:w="0" w:type="dxa"/>
-            <w:bottom w:w="0" w:type="dxa"/>
-          </w:tblCellMar>
-        </w:tblPrEx>
         <w:tc>
           <w:tcPr>
             <w:tcW w:w="3000" w:type="dxa"/>
@@ -23776,12 +22534,6 @@
         </w:tc>
       </w:tr>
       <w:tr>
-        <w:tblPrEx>
-          <w:tblCellMar>
-            <w:top w:w="0" w:type="dxa"/>
-            <w:bottom w:w="0" w:type="dxa"/>
-          </w:tblCellMar>
-        </w:tblPrEx>
         <w:tc>
           <w:tcPr>
             <w:tcW w:w="3000" w:type="dxa"/>
@@ -23840,12 +22592,6 @@
         </w:tc>
       </w:tr>
       <w:tr>
-        <w:tblPrEx>
-          <w:tblCellMar>
-            <w:top w:w="0" w:type="dxa"/>
-            <w:bottom w:w="0" w:type="dxa"/>
-          </w:tblCellMar>
-        </w:tblPrEx>
         <w:tc>
           <w:tcPr>
             <w:tcW w:w="3000" w:type="dxa"/>
@@ -23936,12 +22682,6 @@
         </w:tc>
       </w:tr>
       <w:tr>
-        <w:tblPrEx>
-          <w:tblCellMar>
-            <w:top w:w="0" w:type="dxa"/>
-            <w:bottom w:w="0" w:type="dxa"/>
-          </w:tblCellMar>
-        </w:tblPrEx>
         <w:tc>
           <w:tcPr>
             <w:tcW w:w="3000" w:type="dxa"/>
@@ -24052,12 +22792,6 @@
         <w:gridCol w:w="6360"/>
       </w:tblGrid>
       <w:tr>
-        <w:tblPrEx>
-          <w:tblCellMar>
-            <w:top w:w="0" w:type="dxa"/>
-            <w:bottom w:w="0" w:type="dxa"/>
-          </w:tblCellMar>
-        </w:tblPrEx>
         <w:tc>
           <w:tcPr>
             <w:tcW w:w="3000" w:type="dxa"/>
@@ -24116,12 +22850,6 @@
         </w:tc>
       </w:tr>
       <w:tr>
-        <w:tblPrEx>
-          <w:tblCellMar>
-            <w:top w:w="0" w:type="dxa"/>
-            <w:bottom w:w="0" w:type="dxa"/>
-          </w:tblCellMar>
-        </w:tblPrEx>
         <w:tc>
           <w:tcPr>
             <w:tcW w:w="3000" w:type="dxa"/>
@@ -24180,12 +22908,6 @@
         </w:tc>
       </w:tr>
       <w:tr>
-        <w:tblPrEx>
-          <w:tblCellMar>
-            <w:top w:w="0" w:type="dxa"/>
-            <w:bottom w:w="0" w:type="dxa"/>
-          </w:tblCellMar>
-        </w:tblPrEx>
         <w:tc>
           <w:tcPr>
             <w:tcW w:w="3000" w:type="dxa"/>
@@ -24244,12 +22966,6 @@
         </w:tc>
       </w:tr>
       <w:tr>
-        <w:tblPrEx>
-          <w:tblCellMar>
-            <w:top w:w="0" w:type="dxa"/>
-            <w:bottom w:w="0" w:type="dxa"/>
-          </w:tblCellMar>
-        </w:tblPrEx>
         <w:tc>
           <w:tcPr>
             <w:tcW w:w="3000" w:type="dxa"/>
@@ -24308,12 +23024,6 @@
         </w:tc>
       </w:tr>
       <w:tr>
-        <w:tblPrEx>
-          <w:tblCellMar>
-            <w:top w:w="0" w:type="dxa"/>
-            <w:bottom w:w="0" w:type="dxa"/>
-          </w:tblCellMar>
-        </w:tblPrEx>
         <w:tc>
           <w:tcPr>
             <w:tcW w:w="3000" w:type="dxa"/>
@@ -24372,12 +23082,6 @@
         </w:tc>
       </w:tr>
       <w:tr>
-        <w:tblPrEx>
-          <w:tblCellMar>
-            <w:top w:w="0" w:type="dxa"/>
-            <w:bottom w:w="0" w:type="dxa"/>
-          </w:tblCellMar>
-        </w:tblPrEx>
         <w:tc>
           <w:tcPr>
             <w:tcW w:w="3000" w:type="dxa"/>
@@ -24436,12 +23140,6 @@
         </w:tc>
       </w:tr>
       <w:tr>
-        <w:tblPrEx>
-          <w:tblCellMar>
-            <w:top w:w="0" w:type="dxa"/>
-            <w:bottom w:w="0" w:type="dxa"/>
-          </w:tblCellMar>
-        </w:tblPrEx>
         <w:tc>
           <w:tcPr>
             <w:tcW w:w="3000" w:type="dxa"/>
@@ -24500,12 +23198,6 @@
         </w:tc>
       </w:tr>
       <w:tr>
-        <w:tblPrEx>
-          <w:tblCellMar>
-            <w:top w:w="0" w:type="dxa"/>
-            <w:bottom w:w="0" w:type="dxa"/>
-          </w:tblCellMar>
-        </w:tblPrEx>
         <w:tc>
           <w:tcPr>
             <w:tcW w:w="3000" w:type="dxa"/>
@@ -24564,12 +23256,6 @@
         </w:tc>
       </w:tr>
       <w:tr>
-        <w:tblPrEx>
-          <w:tblCellMar>
-            <w:top w:w="0" w:type="dxa"/>
-            <w:bottom w:w="0" w:type="dxa"/>
-          </w:tblCellMar>
-        </w:tblPrEx>
         <w:tc>
           <w:tcPr>
             <w:tcW w:w="3000" w:type="dxa"/>
@@ -24628,12 +23314,6 @@
         </w:tc>
       </w:tr>
       <w:tr>
-        <w:tblPrEx>
-          <w:tblCellMar>
-            <w:top w:w="0" w:type="dxa"/>
-            <w:bottom w:w="0" w:type="dxa"/>
-          </w:tblCellMar>
-        </w:tblPrEx>
         <w:tc>
           <w:tcPr>
             <w:tcW w:w="3000" w:type="dxa"/>
@@ -24708,12 +23388,6 @@
         </w:tc>
       </w:tr>
       <w:tr>
-        <w:tblPrEx>
-          <w:tblCellMar>
-            <w:top w:w="0" w:type="dxa"/>
-            <w:bottom w:w="0" w:type="dxa"/>
-          </w:tblCellMar>
-        </w:tblPrEx>
         <w:tc>
           <w:tcPr>
             <w:tcW w:w="3000" w:type="dxa"/>
@@ -24804,12 +23478,6 @@
         </w:tc>
       </w:tr>
       <w:tr>
-        <w:tblPrEx>
-          <w:tblCellMar>
-            <w:top w:w="0" w:type="dxa"/>
-            <w:bottom w:w="0" w:type="dxa"/>
-          </w:tblCellMar>
-        </w:tblPrEx>
         <w:tc>
           <w:tcPr>
             <w:tcW w:w="3000" w:type="dxa"/>
@@ -24920,12 +23588,6 @@
         <w:gridCol w:w="6360"/>
       </w:tblGrid>
       <w:tr>
-        <w:tblPrEx>
-          <w:tblCellMar>
-            <w:top w:w="0" w:type="dxa"/>
-            <w:bottom w:w="0" w:type="dxa"/>
-          </w:tblCellMar>
-        </w:tblPrEx>
         <w:tc>
           <w:tcPr>
             <w:tcW w:w="3000" w:type="dxa"/>
@@ -24984,12 +23646,6 @@
         </w:tc>
       </w:tr>
       <w:tr>
-        <w:tblPrEx>
-          <w:tblCellMar>
-            <w:top w:w="0" w:type="dxa"/>
-            <w:bottom w:w="0" w:type="dxa"/>
-          </w:tblCellMar>
-        </w:tblPrEx>
         <w:tc>
           <w:tcPr>
             <w:tcW w:w="3000" w:type="dxa"/>
@@ -25048,12 +23704,6 @@
         </w:tc>
       </w:tr>
       <w:tr>
-        <w:tblPrEx>
-          <w:tblCellMar>
-            <w:top w:w="0" w:type="dxa"/>
-            <w:bottom w:w="0" w:type="dxa"/>
-          </w:tblCellMar>
-        </w:tblPrEx>
         <w:tc>
           <w:tcPr>
             <w:tcW w:w="3000" w:type="dxa"/>
@@ -25112,12 +23762,6 @@
         </w:tc>
       </w:tr>
       <w:tr>
-        <w:tblPrEx>
-          <w:tblCellMar>
-            <w:top w:w="0" w:type="dxa"/>
-            <w:bottom w:w="0" w:type="dxa"/>
-          </w:tblCellMar>
-        </w:tblPrEx>
         <w:tc>
           <w:tcPr>
             <w:tcW w:w="3000" w:type="dxa"/>
@@ -25177,12 +23821,6 @@
         </w:tc>
       </w:tr>
       <w:tr>
-        <w:tblPrEx>
-          <w:tblCellMar>
-            <w:top w:w="0" w:type="dxa"/>
-            <w:bottom w:w="0" w:type="dxa"/>
-          </w:tblCellMar>
-        </w:tblPrEx>
         <w:tc>
           <w:tcPr>
             <w:tcW w:w="3000" w:type="dxa"/>
@@ -25241,12 +23879,6 @@
         </w:tc>
       </w:tr>
       <w:tr>
-        <w:tblPrEx>
-          <w:tblCellMar>
-            <w:top w:w="0" w:type="dxa"/>
-            <w:bottom w:w="0" w:type="dxa"/>
-          </w:tblCellMar>
-        </w:tblPrEx>
         <w:tc>
           <w:tcPr>
             <w:tcW w:w="3000" w:type="dxa"/>
@@ -25305,12 +23937,6 @@
         </w:tc>
       </w:tr>
       <w:tr>
-        <w:tblPrEx>
-          <w:tblCellMar>
-            <w:top w:w="0" w:type="dxa"/>
-            <w:bottom w:w="0" w:type="dxa"/>
-          </w:tblCellMar>
-        </w:tblPrEx>
         <w:tc>
           <w:tcPr>
             <w:tcW w:w="3000" w:type="dxa"/>
@@ -25369,12 +23995,6 @@
         </w:tc>
       </w:tr>
       <w:tr>
-        <w:tblPrEx>
-          <w:tblCellMar>
-            <w:top w:w="0" w:type="dxa"/>
-            <w:bottom w:w="0" w:type="dxa"/>
-          </w:tblCellMar>
-        </w:tblPrEx>
         <w:tc>
           <w:tcPr>
             <w:tcW w:w="3000" w:type="dxa"/>
@@ -25481,12 +24101,6 @@
         </w:tc>
       </w:tr>
       <w:tr>
-        <w:tblPrEx>
-          <w:tblCellMar>
-            <w:top w:w="0" w:type="dxa"/>
-            <w:bottom w:w="0" w:type="dxa"/>
-          </w:tblCellMar>
-        </w:tblPrEx>
         <w:tc>
           <w:tcPr>
             <w:tcW w:w="3000" w:type="dxa"/>
@@ -25561,12 +24175,6 @@
         </w:tc>
       </w:tr>
       <w:tr>
-        <w:tblPrEx>
-          <w:tblCellMar>
-            <w:top w:w="0" w:type="dxa"/>
-            <w:bottom w:w="0" w:type="dxa"/>
-          </w:tblCellMar>
-        </w:tblPrEx>
         <w:tc>
           <w:tcPr>
             <w:tcW w:w="3000" w:type="dxa"/>
@@ -25641,12 +24249,6 @@
         </w:tc>
       </w:tr>
       <w:tr>
-        <w:tblPrEx>
-          <w:tblCellMar>
-            <w:top w:w="0" w:type="dxa"/>
-            <w:bottom w:w="0" w:type="dxa"/>
-          </w:tblCellMar>
-        </w:tblPrEx>
         <w:tc>
           <w:tcPr>
             <w:tcW w:w="3000" w:type="dxa"/>
@@ -25705,12 +24307,6 @@
         </w:tc>
       </w:tr>
       <w:tr>
-        <w:tblPrEx>
-          <w:tblCellMar>
-            <w:top w:w="0" w:type="dxa"/>
-            <w:bottom w:w="0" w:type="dxa"/>
-          </w:tblCellMar>
-        </w:tblPrEx>
         <w:tc>
           <w:tcPr>
             <w:tcW w:w="3000" w:type="dxa"/>
@@ -25829,12 +24425,6 @@
         <w:gridCol w:w="6360"/>
       </w:tblGrid>
       <w:tr>
-        <w:tblPrEx>
-          <w:tblCellMar>
-            <w:top w:w="0" w:type="dxa"/>
-            <w:bottom w:w="0" w:type="dxa"/>
-          </w:tblCellMar>
-        </w:tblPrEx>
         <w:tc>
           <w:tcPr>
             <w:tcW w:w="3000" w:type="dxa"/>
@@ -25893,12 +24483,6 @@
         </w:tc>
       </w:tr>
       <w:tr>
-        <w:tblPrEx>
-          <w:tblCellMar>
-            <w:top w:w="0" w:type="dxa"/>
-            <w:bottom w:w="0" w:type="dxa"/>
-          </w:tblCellMar>
-        </w:tblPrEx>
         <w:tc>
           <w:tcPr>
             <w:tcW w:w="3000" w:type="dxa"/>
@@ -25973,12 +24557,6 @@
         </w:tc>
       </w:tr>
       <w:tr>
-        <w:tblPrEx>
-          <w:tblCellMar>
-            <w:top w:w="0" w:type="dxa"/>
-            <w:bottom w:w="0" w:type="dxa"/>
-          </w:tblCellMar>
-        </w:tblPrEx>
         <w:tc>
           <w:tcPr>
             <w:tcW w:w="3000" w:type="dxa"/>
@@ -26037,12 +24615,6 @@
         </w:tc>
       </w:tr>
       <w:tr>
-        <w:tblPrEx>
-          <w:tblCellMar>
-            <w:top w:w="0" w:type="dxa"/>
-            <w:bottom w:w="0" w:type="dxa"/>
-          </w:tblCellMar>
-        </w:tblPrEx>
         <w:tc>
           <w:tcPr>
             <w:tcW w:w="3000" w:type="dxa"/>
@@ -26101,12 +24673,6 @@
         </w:tc>
       </w:tr>
       <w:tr>
-        <w:tblPrEx>
-          <w:tblCellMar>
-            <w:top w:w="0" w:type="dxa"/>
-            <w:bottom w:w="0" w:type="dxa"/>
-          </w:tblCellMar>
-        </w:tblPrEx>
         <w:tc>
           <w:tcPr>
             <w:tcW w:w="3000" w:type="dxa"/>
@@ -26165,12 +24731,6 @@
         </w:tc>
       </w:tr>
       <w:tr>
-        <w:tblPrEx>
-          <w:tblCellMar>
-            <w:top w:w="0" w:type="dxa"/>
-            <w:bottom w:w="0" w:type="dxa"/>
-          </w:tblCellMar>
-        </w:tblPrEx>
         <w:tc>
           <w:tcPr>
             <w:tcW w:w="3000" w:type="dxa"/>
@@ -26229,12 +24789,6 @@
         </w:tc>
       </w:tr>
       <w:tr>
-        <w:tblPrEx>
-          <w:tblCellMar>
-            <w:top w:w="0" w:type="dxa"/>
-            <w:bottom w:w="0" w:type="dxa"/>
-          </w:tblCellMar>
-        </w:tblPrEx>
         <w:tc>
           <w:tcPr>
             <w:tcW w:w="3000" w:type="dxa"/>
@@ -26309,12 +24863,6 @@
         </w:tc>
       </w:tr>
       <w:tr>
-        <w:tblPrEx>
-          <w:tblCellMar>
-            <w:top w:w="0" w:type="dxa"/>
-            <w:bottom w:w="0" w:type="dxa"/>
-          </w:tblCellMar>
-        </w:tblPrEx>
         <w:tc>
           <w:tcPr>
             <w:tcW w:w="3000" w:type="dxa"/>
@@ -26373,12 +24921,6 @@
         </w:tc>
       </w:tr>
       <w:tr>
-        <w:tblPrEx>
-          <w:tblCellMar>
-            <w:top w:w="0" w:type="dxa"/>
-            <w:bottom w:w="0" w:type="dxa"/>
-          </w:tblCellMar>
-        </w:tblPrEx>
         <w:tc>
           <w:tcPr>
             <w:tcW w:w="3000" w:type="dxa"/>
@@ -26453,12 +24995,6 @@
         </w:tc>
       </w:tr>
       <w:tr>
-        <w:tblPrEx>
-          <w:tblCellMar>
-            <w:top w:w="0" w:type="dxa"/>
-            <w:bottom w:w="0" w:type="dxa"/>
-          </w:tblCellMar>
-        </w:tblPrEx>
         <w:tc>
           <w:tcPr>
             <w:tcW w:w="3000" w:type="dxa"/>
@@ -26533,12 +25069,6 @@
         </w:tc>
       </w:tr>
       <w:tr>
-        <w:tblPrEx>
-          <w:tblCellMar>
-            <w:top w:w="0" w:type="dxa"/>
-            <w:bottom w:w="0" w:type="dxa"/>
-          </w:tblCellMar>
-        </w:tblPrEx>
         <w:tc>
           <w:tcPr>
             <w:tcW w:w="3000" w:type="dxa"/>
@@ -26650,12 +25180,6 @@
         <w:gridCol w:w="6360"/>
       </w:tblGrid>
       <w:tr>
-        <w:tblPrEx>
-          <w:tblCellMar>
-            <w:top w:w="0" w:type="dxa"/>
-            <w:bottom w:w="0" w:type="dxa"/>
-          </w:tblCellMar>
-        </w:tblPrEx>
         <w:tc>
           <w:tcPr>
             <w:tcW w:w="3000" w:type="dxa"/>
@@ -26714,12 +25238,6 @@
         </w:tc>
       </w:tr>
       <w:tr>
-        <w:tblPrEx>
-          <w:tblCellMar>
-            <w:top w:w="0" w:type="dxa"/>
-            <w:bottom w:w="0" w:type="dxa"/>
-          </w:tblCellMar>
-        </w:tblPrEx>
         <w:tc>
           <w:tcPr>
             <w:tcW w:w="3000" w:type="dxa"/>
@@ -26778,12 +25296,6 @@
         </w:tc>
       </w:tr>
       <w:tr>
-        <w:tblPrEx>
-          <w:tblCellMar>
-            <w:top w:w="0" w:type="dxa"/>
-            <w:bottom w:w="0" w:type="dxa"/>
-          </w:tblCellMar>
-        </w:tblPrEx>
         <w:tc>
           <w:tcPr>
             <w:tcW w:w="3000" w:type="dxa"/>
@@ -26842,12 +25354,6 @@
         </w:tc>
       </w:tr>
       <w:tr>
-        <w:tblPrEx>
-          <w:tblCellMar>
-            <w:top w:w="0" w:type="dxa"/>
-            <w:bottom w:w="0" w:type="dxa"/>
-          </w:tblCellMar>
-        </w:tblPrEx>
         <w:tc>
           <w:tcPr>
             <w:tcW w:w="3000" w:type="dxa"/>
@@ -26906,12 +25412,6 @@
         </w:tc>
       </w:tr>
       <w:tr>
-        <w:tblPrEx>
-          <w:tblCellMar>
-            <w:top w:w="0" w:type="dxa"/>
-            <w:bottom w:w="0" w:type="dxa"/>
-          </w:tblCellMar>
-        </w:tblPrEx>
         <w:tc>
           <w:tcPr>
             <w:tcW w:w="3000" w:type="dxa"/>
@@ -26970,12 +25470,6 @@
         </w:tc>
       </w:tr>
       <w:tr>
-        <w:tblPrEx>
-          <w:tblCellMar>
-            <w:top w:w="0" w:type="dxa"/>
-            <w:bottom w:w="0" w:type="dxa"/>
-          </w:tblCellMar>
-        </w:tblPrEx>
         <w:tc>
           <w:tcPr>
             <w:tcW w:w="3000" w:type="dxa"/>
@@ -27050,12 +25544,6 @@
         </w:tc>
       </w:tr>
       <w:tr>
-        <w:tblPrEx>
-          <w:tblCellMar>
-            <w:top w:w="0" w:type="dxa"/>
-            <w:bottom w:w="0" w:type="dxa"/>
-          </w:tblCellMar>
-        </w:tblPrEx>
         <w:tc>
           <w:tcPr>
             <w:tcW w:w="3000" w:type="dxa"/>
@@ -27130,12 +25618,6 @@
         </w:tc>
       </w:tr>
       <w:tr>
-        <w:tblPrEx>
-          <w:tblCellMar>
-            <w:top w:w="0" w:type="dxa"/>
-            <w:bottom w:w="0" w:type="dxa"/>
-          </w:tblCellMar>
-        </w:tblPrEx>
         <w:tc>
           <w:tcPr>
             <w:tcW w:w="3000" w:type="dxa"/>
@@ -27258,12 +25740,6 @@
         </w:tc>
       </w:tr>
       <w:tr>
-        <w:tblPrEx>
-          <w:tblCellMar>
-            <w:top w:w="0" w:type="dxa"/>
-            <w:bottom w:w="0" w:type="dxa"/>
-          </w:tblCellMar>
-        </w:tblPrEx>
         <w:tc>
           <w:tcPr>
             <w:tcW w:w="3000" w:type="dxa"/>
@@ -27354,12 +25830,6 @@
         </w:tc>
       </w:tr>
       <w:tr>
-        <w:tblPrEx>
-          <w:tblCellMar>
-            <w:top w:w="0" w:type="dxa"/>
-            <w:bottom w:w="0" w:type="dxa"/>
-          </w:tblCellMar>
-        </w:tblPrEx>
         <w:tc>
           <w:tcPr>
             <w:tcW w:w="3000" w:type="dxa"/>
@@ -27443,12 +25913,6 @@
         </w:tc>
       </w:tr>
       <w:tr>
-        <w:tblPrEx>
-          <w:tblCellMar>
-            <w:top w:w="0" w:type="dxa"/>
-            <w:bottom w:w="0" w:type="dxa"/>
-          </w:tblCellMar>
-        </w:tblPrEx>
         <w:tc>
           <w:tcPr>
             <w:tcW w:w="3000" w:type="dxa"/>
@@ -27555,12 +26019,6 @@
         </w:tc>
       </w:tr>
       <w:tr>
-        <w:tblPrEx>
-          <w:tblCellMar>
-            <w:top w:w="0" w:type="dxa"/>
-            <w:bottom w:w="0" w:type="dxa"/>
-          </w:tblCellMar>
-        </w:tblPrEx>
         <w:tc>
           <w:tcPr>
             <w:tcW w:w="3000" w:type="dxa"/>
@@ -27671,12 +26129,6 @@
         <w:gridCol w:w="6360"/>
       </w:tblGrid>
       <w:tr>
-        <w:tblPrEx>
-          <w:tblCellMar>
-            <w:top w:w="0" w:type="dxa"/>
-            <w:bottom w:w="0" w:type="dxa"/>
-          </w:tblCellMar>
-        </w:tblPrEx>
         <w:tc>
           <w:tcPr>
             <w:tcW w:w="3000" w:type="dxa"/>
@@ -27735,12 +26187,6 @@
         </w:tc>
       </w:tr>
       <w:tr>
-        <w:tblPrEx>
-          <w:tblCellMar>
-            <w:top w:w="0" w:type="dxa"/>
-            <w:bottom w:w="0" w:type="dxa"/>
-          </w:tblCellMar>
-        </w:tblPrEx>
         <w:tc>
           <w:tcPr>
             <w:tcW w:w="3000" w:type="dxa"/>
@@ -27799,12 +26245,6 @@
         </w:tc>
       </w:tr>
       <w:tr>
-        <w:tblPrEx>
-          <w:tblCellMar>
-            <w:top w:w="0" w:type="dxa"/>
-            <w:bottom w:w="0" w:type="dxa"/>
-          </w:tblCellMar>
-        </w:tblPrEx>
         <w:tc>
           <w:tcPr>
             <w:tcW w:w="3000" w:type="dxa"/>
@@ -27863,12 +26303,6 @@
         </w:tc>
       </w:tr>
       <w:tr>
-        <w:tblPrEx>
-          <w:tblCellMar>
-            <w:top w:w="0" w:type="dxa"/>
-            <w:bottom w:w="0" w:type="dxa"/>
-          </w:tblCellMar>
-        </w:tblPrEx>
         <w:tc>
           <w:tcPr>
             <w:tcW w:w="3000" w:type="dxa"/>
@@ -27927,12 +26361,6 @@
         </w:tc>
       </w:tr>
       <w:tr>
-        <w:tblPrEx>
-          <w:tblCellMar>
-            <w:top w:w="0" w:type="dxa"/>
-            <w:bottom w:w="0" w:type="dxa"/>
-          </w:tblCellMar>
-        </w:tblPrEx>
         <w:tc>
           <w:tcPr>
             <w:tcW w:w="3000" w:type="dxa"/>
@@ -27991,12 +26419,6 @@
         </w:tc>
       </w:tr>
       <w:tr>
-        <w:tblPrEx>
-          <w:tblCellMar>
-            <w:top w:w="0" w:type="dxa"/>
-            <w:bottom w:w="0" w:type="dxa"/>
-          </w:tblCellMar>
-        </w:tblPrEx>
         <w:tc>
           <w:tcPr>
             <w:tcW w:w="3000" w:type="dxa"/>
@@ -28055,12 +26477,6 @@
         </w:tc>
       </w:tr>
       <w:tr>
-        <w:tblPrEx>
-          <w:tblCellMar>
-            <w:top w:w="0" w:type="dxa"/>
-            <w:bottom w:w="0" w:type="dxa"/>
-          </w:tblCellMar>
-        </w:tblPrEx>
         <w:tc>
           <w:tcPr>
             <w:tcW w:w="3000" w:type="dxa"/>
@@ -28135,12 +26551,6 @@
         </w:tc>
       </w:tr>
       <w:tr>
-        <w:tblPrEx>
-          <w:tblCellMar>
-            <w:top w:w="0" w:type="dxa"/>
-            <w:bottom w:w="0" w:type="dxa"/>
-          </w:tblCellMar>
-        </w:tblPrEx>
         <w:tc>
           <w:tcPr>
             <w:tcW w:w="3000" w:type="dxa"/>
@@ -28247,12 +26657,6 @@
         </w:tc>
       </w:tr>
       <w:tr>
-        <w:tblPrEx>
-          <w:tblCellMar>
-            <w:top w:w="0" w:type="dxa"/>
-            <w:bottom w:w="0" w:type="dxa"/>
-          </w:tblCellMar>
-        </w:tblPrEx>
         <w:tc>
           <w:tcPr>
             <w:tcW w:w="3000" w:type="dxa"/>
@@ -28312,12 +26716,6 @@
         </w:tc>
       </w:tr>
       <w:tr>
-        <w:tblPrEx>
-          <w:tblCellMar>
-            <w:top w:w="0" w:type="dxa"/>
-            <w:bottom w:w="0" w:type="dxa"/>
-          </w:tblCellMar>
-        </w:tblPrEx>
         <w:tc>
           <w:tcPr>
             <w:tcW w:w="3000" w:type="dxa"/>
@@ -28392,12 +26790,6 @@
         </w:tc>
       </w:tr>
       <w:tr>
-        <w:tblPrEx>
-          <w:tblCellMar>
-            <w:top w:w="0" w:type="dxa"/>
-            <w:bottom w:w="0" w:type="dxa"/>
-          </w:tblCellMar>
-        </w:tblPrEx>
         <w:tc>
           <w:tcPr>
             <w:tcW w:w="3000" w:type="dxa"/>
@@ -28508,12 +26900,6 @@
         <w:gridCol w:w="6360"/>
       </w:tblGrid>
       <w:tr>
-        <w:tblPrEx>
-          <w:tblCellMar>
-            <w:top w:w="0" w:type="dxa"/>
-            <w:bottom w:w="0" w:type="dxa"/>
-          </w:tblCellMar>
-        </w:tblPrEx>
         <w:tc>
           <w:tcPr>
             <w:tcW w:w="3000" w:type="dxa"/>
@@ -28572,12 +26958,6 @@
         </w:tc>
       </w:tr>
       <w:tr>
-        <w:tblPrEx>
-          <w:tblCellMar>
-            <w:top w:w="0" w:type="dxa"/>
-            <w:bottom w:w="0" w:type="dxa"/>
-          </w:tblCellMar>
-        </w:tblPrEx>
         <w:tc>
           <w:tcPr>
             <w:tcW w:w="3000" w:type="dxa"/>
@@ -28636,12 +27016,6 @@
         </w:tc>
       </w:tr>
       <w:tr>
-        <w:tblPrEx>
-          <w:tblCellMar>
-            <w:top w:w="0" w:type="dxa"/>
-            <w:bottom w:w="0" w:type="dxa"/>
-          </w:tblCellMar>
-        </w:tblPrEx>
         <w:tc>
           <w:tcPr>
             <w:tcW w:w="3000" w:type="dxa"/>
@@ -28700,12 +27074,6 @@
         </w:tc>
       </w:tr>
       <w:tr>
-        <w:tblPrEx>
-          <w:tblCellMar>
-            <w:top w:w="0" w:type="dxa"/>
-            <w:bottom w:w="0" w:type="dxa"/>
-          </w:tblCellMar>
-        </w:tblPrEx>
         <w:tc>
           <w:tcPr>
             <w:tcW w:w="3000" w:type="dxa"/>
@@ -28764,12 +27132,6 @@
         </w:tc>
       </w:tr>
       <w:tr>
-        <w:tblPrEx>
-          <w:tblCellMar>
-            <w:top w:w="0" w:type="dxa"/>
-            <w:bottom w:w="0" w:type="dxa"/>
-          </w:tblCellMar>
-        </w:tblPrEx>
         <w:tc>
           <w:tcPr>
             <w:tcW w:w="3000" w:type="dxa"/>
@@ -28828,12 +27190,6 @@
         </w:tc>
       </w:tr>
       <w:tr>
-        <w:tblPrEx>
-          <w:tblCellMar>
-            <w:top w:w="0" w:type="dxa"/>
-            <w:bottom w:w="0" w:type="dxa"/>
-          </w:tblCellMar>
-        </w:tblPrEx>
         <w:tc>
           <w:tcPr>
             <w:tcW w:w="3000" w:type="dxa"/>
@@ -28892,12 +27248,6 @@
         </w:tc>
       </w:tr>
       <w:tr>
-        <w:tblPrEx>
-          <w:tblCellMar>
-            <w:top w:w="0" w:type="dxa"/>
-            <w:bottom w:w="0" w:type="dxa"/>
-          </w:tblCellMar>
-        </w:tblPrEx>
         <w:tc>
           <w:tcPr>
             <w:tcW w:w="3000" w:type="dxa"/>
@@ -28972,12 +27322,6 @@
         </w:tc>
       </w:tr>
       <w:tr>
-        <w:tblPrEx>
-          <w:tblCellMar>
-            <w:top w:w="0" w:type="dxa"/>
-            <w:bottom w:w="0" w:type="dxa"/>
-          </w:tblCellMar>
-        </w:tblPrEx>
         <w:tc>
           <w:tcPr>
             <w:tcW w:w="3000" w:type="dxa"/>
@@ -29116,12 +27460,6 @@
         </w:tc>
       </w:tr>
       <w:tr>
-        <w:tblPrEx>
-          <w:tblCellMar>
-            <w:top w:w="0" w:type="dxa"/>
-            <w:bottom w:w="0" w:type="dxa"/>
-          </w:tblCellMar>
-        </w:tblPrEx>
         <w:tc>
           <w:tcPr>
             <w:tcW w:w="3000" w:type="dxa"/>
@@ -29180,12 +27518,6 @@
         </w:tc>
       </w:tr>
       <w:tr>
-        <w:tblPrEx>
-          <w:tblCellMar>
-            <w:top w:w="0" w:type="dxa"/>
-            <w:bottom w:w="0" w:type="dxa"/>
-          </w:tblCellMar>
-        </w:tblPrEx>
         <w:tc>
           <w:tcPr>
             <w:tcW w:w="3000" w:type="dxa"/>
@@ -29292,12 +27624,6 @@
         </w:tc>
       </w:tr>
       <w:tr>
-        <w:tblPrEx>
-          <w:tblCellMar>
-            <w:top w:w="0" w:type="dxa"/>
-            <w:bottom w:w="0" w:type="dxa"/>
-          </w:tblCellMar>
-        </w:tblPrEx>
         <w:tc>
           <w:tcPr>
             <w:tcW w:w="3000" w:type="dxa"/>
@@ -29420,12 +27746,6 @@
         </w:tc>
       </w:tr>
       <w:tr>
-        <w:tblPrEx>
-          <w:tblCellMar>
-            <w:top w:w="0" w:type="dxa"/>
-            <w:bottom w:w="0" w:type="dxa"/>
-          </w:tblCellMar>
-        </w:tblPrEx>
         <w:tc>
           <w:tcPr>
             <w:tcW w:w="3000" w:type="dxa"/>
@@ -29565,12 +27885,6 @@
         <w:gridCol w:w="2800"/>
       </w:tblGrid>
       <w:tr>
-        <w:tblPrEx>
-          <w:tblCellMar>
-            <w:top w:w="0" w:type="dxa"/>
-            <w:bottom w:w="0" w:type="dxa"/>
-          </w:tblCellMar>
-        </w:tblPrEx>
         <w:tc>
           <w:tcPr>
             <w:tcW w:w="2800" w:type="dxa"/>
@@ -29693,12 +28007,6 @@
         </w:tc>
       </w:tr>
       <w:tr>
-        <w:tblPrEx>
-          <w:tblCellMar>
-            <w:top w:w="0" w:type="dxa"/>
-            <w:bottom w:w="0" w:type="dxa"/>
-          </w:tblCellMar>
-        </w:tblPrEx>
         <w:tc>
           <w:tcPr>
             <w:tcW w:w="2800" w:type="dxa"/>
@@ -29826,12 +28134,6 @@
         </w:tc>
       </w:tr>
       <w:tr>
-        <w:tblPrEx>
-          <w:tblCellMar>
-            <w:top w:w="0" w:type="dxa"/>
-            <w:bottom w:w="0" w:type="dxa"/>
-          </w:tblCellMar>
-        </w:tblPrEx>
         <w:tc>
           <w:tcPr>
             <w:tcW w:w="2800" w:type="dxa"/>
@@ -29975,12 +28277,6 @@
         </w:tc>
       </w:tr>
       <w:tr>
-        <w:tblPrEx>
-          <w:tblCellMar>
-            <w:top w:w="0" w:type="dxa"/>
-            <w:bottom w:w="0" w:type="dxa"/>
-          </w:tblCellMar>
-        </w:tblPrEx>
         <w:tc>
           <w:tcPr>
             <w:tcW w:w="2800" w:type="dxa"/>
@@ -30108,12 +28404,6 @@
         </w:tc>
       </w:tr>
       <w:tr>
-        <w:tblPrEx>
-          <w:tblCellMar>
-            <w:top w:w="0" w:type="dxa"/>
-            <w:bottom w:w="0" w:type="dxa"/>
-          </w:tblCellMar>
-        </w:tblPrEx>
         <w:tc>
           <w:tcPr>
             <w:tcW w:w="2800" w:type="dxa"/>
@@ -30241,12 +28531,6 @@
         </w:tc>
       </w:tr>
       <w:tr>
-        <w:tblPrEx>
-          <w:tblCellMar>
-            <w:top w:w="0" w:type="dxa"/>
-            <w:bottom w:w="0" w:type="dxa"/>
-          </w:tblCellMar>
-        </w:tblPrEx>
         <w:tc>
           <w:tcPr>
             <w:tcW w:w="2800" w:type="dxa"/>
@@ -30374,12 +28658,6 @@
         </w:tc>
       </w:tr>
       <w:tr>
-        <w:tblPrEx>
-          <w:tblCellMar>
-            <w:top w:w="0" w:type="dxa"/>
-            <w:bottom w:w="0" w:type="dxa"/>
-          </w:tblCellMar>
-        </w:tblPrEx>
         <w:tc>
           <w:tcPr>
             <w:tcW w:w="2800" w:type="dxa"/>
@@ -30548,12 +28826,6 @@
         </w:tc>
       </w:tr>
       <w:tr>
-        <w:tblPrEx>
-          <w:tblCellMar>
-            <w:top w:w="0" w:type="dxa"/>
-            <w:bottom w:w="0" w:type="dxa"/>
-          </w:tblCellMar>
-        </w:tblPrEx>
         <w:tc>
           <w:tcPr>
             <w:tcW w:w="2800" w:type="dxa"/>
@@ -30681,12 +28953,6 @@
         </w:tc>
       </w:tr>
       <w:tr>
-        <w:tblPrEx>
-          <w:tblCellMar>
-            <w:top w:w="0" w:type="dxa"/>
-            <w:bottom w:w="0" w:type="dxa"/>
-          </w:tblCellMar>
-        </w:tblPrEx>
         <w:tc>
           <w:tcPr>
             <w:tcW w:w="2800" w:type="dxa"/>
@@ -30814,12 +29080,6 @@
         </w:tc>
       </w:tr>
       <w:tr>
-        <w:tblPrEx>
-          <w:tblCellMar>
-            <w:top w:w="0" w:type="dxa"/>
-            <w:bottom w:w="0" w:type="dxa"/>
-          </w:tblCellMar>
-        </w:tblPrEx>
         <w:tc>
           <w:tcPr>
             <w:tcW w:w="2800" w:type="dxa"/>
@@ -30947,12 +29207,6 @@
         </w:tc>
       </w:tr>
       <w:tr>
-        <w:tblPrEx>
-          <w:tblCellMar>
-            <w:top w:w="0" w:type="dxa"/>
-            <w:bottom w:w="0" w:type="dxa"/>
-          </w:tblCellMar>
-        </w:tblPrEx>
         <w:tc>
           <w:tcPr>
             <w:tcW w:w="2800" w:type="dxa"/>
@@ -31090,12 +29344,6 @@
         </w:tc>
       </w:tr>
       <w:tr>
-        <w:tblPrEx>
-          <w:tblCellMar>
-            <w:top w:w="0" w:type="dxa"/>
-            <w:bottom w:w="0" w:type="dxa"/>
-          </w:tblCellMar>
-        </w:tblPrEx>
         <w:tc>
           <w:tcPr>
             <w:tcW w:w="2800" w:type="dxa"/>
@@ -31233,12 +29481,6 @@
         </w:tc>
       </w:tr>
       <w:tr>
-        <w:tblPrEx>
-          <w:tblCellMar>
-            <w:top w:w="0" w:type="dxa"/>
-            <w:bottom w:w="0" w:type="dxa"/>
-          </w:tblCellMar>
-        </w:tblPrEx>
         <w:tc>
           <w:tcPr>
             <w:tcW w:w="2800" w:type="dxa"/>
@@ -31469,12 +29711,6 @@
         <w:gridCol w:w="6360"/>
       </w:tblGrid>
       <w:tr>
-        <w:tblPrEx>
-          <w:tblCellMar>
-            <w:top w:w="0" w:type="dxa"/>
-            <w:bottom w:w="0" w:type="dxa"/>
-          </w:tblCellMar>
-        </w:tblPrEx>
         <w:tc>
           <w:tcPr>
             <w:tcW w:w="3000" w:type="dxa"/>
@@ -31533,12 +29769,6 @@
         </w:tc>
       </w:tr>
       <w:tr>
-        <w:tblPrEx>
-          <w:tblCellMar>
-            <w:top w:w="0" w:type="dxa"/>
-            <w:bottom w:w="0" w:type="dxa"/>
-          </w:tblCellMar>
-        </w:tblPrEx>
         <w:tc>
           <w:tcPr>
             <w:tcW w:w="3000" w:type="dxa"/>
@@ -31597,12 +29827,6 @@
         </w:tc>
       </w:tr>
       <w:tr>
-        <w:tblPrEx>
-          <w:tblCellMar>
-            <w:top w:w="0" w:type="dxa"/>
-            <w:bottom w:w="0" w:type="dxa"/>
-          </w:tblCellMar>
-        </w:tblPrEx>
         <w:tc>
           <w:tcPr>
             <w:tcW w:w="3000" w:type="dxa"/>
@@ -31661,12 +29885,6 @@
         </w:tc>
       </w:tr>
       <w:tr>
-        <w:tblPrEx>
-          <w:tblCellMar>
-            <w:top w:w="0" w:type="dxa"/>
-            <w:bottom w:w="0" w:type="dxa"/>
-          </w:tblCellMar>
-        </w:tblPrEx>
         <w:tc>
           <w:tcPr>
             <w:tcW w:w="3000" w:type="dxa"/>
@@ -31725,12 +29943,6 @@
         </w:tc>
       </w:tr>
       <w:tr>
-        <w:tblPrEx>
-          <w:tblCellMar>
-            <w:top w:w="0" w:type="dxa"/>
-            <w:bottom w:w="0" w:type="dxa"/>
-          </w:tblCellMar>
-        </w:tblPrEx>
         <w:tc>
           <w:tcPr>
             <w:tcW w:w="3000" w:type="dxa"/>
@@ -31789,12 +30001,6 @@
         </w:tc>
       </w:tr>
       <w:tr>
-        <w:tblPrEx>
-          <w:tblCellMar>
-            <w:top w:w="0" w:type="dxa"/>
-            <w:bottom w:w="0" w:type="dxa"/>
-          </w:tblCellMar>
-        </w:tblPrEx>
         <w:tc>
           <w:tcPr>
             <w:tcW w:w="3000" w:type="dxa"/>
@@ -31862,12 +30068,6 @@
         </w:tc>
       </w:tr>
       <w:tr>
-        <w:tblPrEx>
-          <w:tblCellMar>
-            <w:top w:w="0" w:type="dxa"/>
-            <w:bottom w:w="0" w:type="dxa"/>
-          </w:tblCellMar>
-        </w:tblPrEx>
         <w:tc>
           <w:tcPr>
             <w:tcW w:w="3000" w:type="dxa"/>
@@ -31926,12 +30126,6 @@
         </w:tc>
       </w:tr>
       <w:tr>
-        <w:tblPrEx>
-          <w:tblCellMar>
-            <w:top w:w="0" w:type="dxa"/>
-            <w:bottom w:w="0" w:type="dxa"/>
-          </w:tblCellMar>
-        </w:tblPrEx>
         <w:tc>
           <w:tcPr>
             <w:tcW w:w="3000" w:type="dxa"/>
@@ -31999,12 +30193,6 @@
         </w:tc>
       </w:tr>
       <w:tr>
-        <w:tblPrEx>
-          <w:tblCellMar>
-            <w:top w:w="0" w:type="dxa"/>
-            <w:bottom w:w="0" w:type="dxa"/>
-          </w:tblCellMar>
-        </w:tblPrEx>
         <w:tc>
           <w:tcPr>
             <w:tcW w:w="3000" w:type="dxa"/>
@@ -32063,12 +30251,6 @@
         </w:tc>
       </w:tr>
       <w:tr>
-        <w:tblPrEx>
-          <w:tblCellMar>
-            <w:top w:w="0" w:type="dxa"/>
-            <w:bottom w:w="0" w:type="dxa"/>
-          </w:tblCellMar>
-        </w:tblPrEx>
         <w:tc>
           <w:tcPr>
             <w:tcW w:w="3000" w:type="dxa"/>
@@ -32159,12 +30341,6 @@
         </w:tc>
       </w:tr>
       <w:tr>
-        <w:tblPrEx>
-          <w:tblCellMar>
-            <w:top w:w="0" w:type="dxa"/>
-            <w:bottom w:w="0" w:type="dxa"/>
-          </w:tblCellMar>
-        </w:tblPrEx>
         <w:tc>
           <w:tcPr>
             <w:tcW w:w="3000" w:type="dxa"/>
@@ -32223,12 +30399,6 @@
         </w:tc>
       </w:tr>
       <w:tr>
-        <w:tblPrEx>
-          <w:tblCellMar>
-            <w:top w:w="0" w:type="dxa"/>
-            <w:bottom w:w="0" w:type="dxa"/>
-          </w:tblCellMar>
-        </w:tblPrEx>
         <w:tc>
           <w:tcPr>
             <w:tcW w:w="3000" w:type="dxa"/>
@@ -32287,12 +30457,6 @@
         </w:tc>
       </w:tr>
       <w:tr>
-        <w:tblPrEx>
-          <w:tblCellMar>
-            <w:top w:w="0" w:type="dxa"/>
-            <w:bottom w:w="0" w:type="dxa"/>
-          </w:tblCellMar>
-        </w:tblPrEx>
         <w:tc>
           <w:tcPr>
             <w:tcW w:w="3000" w:type="dxa"/>
@@ -32351,12 +30515,6 @@
         </w:tc>
       </w:tr>
       <w:tr>
-        <w:tblPrEx>
-          <w:tblCellMar>
-            <w:top w:w="0" w:type="dxa"/>
-            <w:bottom w:w="0" w:type="dxa"/>
-          </w:tblCellMar>
-        </w:tblPrEx>
         <w:tc>
           <w:tcPr>
             <w:tcW w:w="3000" w:type="dxa"/>
@@ -32415,12 +30573,6 @@
         </w:tc>
       </w:tr>
       <w:tr>
-        <w:tblPrEx>
-          <w:tblCellMar>
-            <w:top w:w="0" w:type="dxa"/>
-            <w:bottom w:w="0" w:type="dxa"/>
-          </w:tblCellMar>
-        </w:tblPrEx>
         <w:tc>
           <w:tcPr>
             <w:tcW w:w="3000" w:type="dxa"/>
@@ -32479,12 +30631,6 @@
         </w:tc>
       </w:tr>
       <w:tr>
-        <w:tblPrEx>
-          <w:tblCellMar>
-            <w:top w:w="0" w:type="dxa"/>
-            <w:bottom w:w="0" w:type="dxa"/>
-          </w:tblCellMar>
-        </w:tblPrEx>
         <w:tc>
           <w:tcPr>
             <w:tcW w:w="3000" w:type="dxa"/>
@@ -32559,12 +30705,6 @@
         </w:tc>
       </w:tr>
       <w:tr>
-        <w:tblPrEx>
-          <w:tblCellMar>
-            <w:top w:w="0" w:type="dxa"/>
-            <w:bottom w:w="0" w:type="dxa"/>
-          </w:tblCellMar>
-        </w:tblPrEx>
         <w:tc>
           <w:tcPr>
             <w:tcW w:w="3000" w:type="dxa"/>
@@ -32623,12 +30763,6 @@
         </w:tc>
       </w:tr>
       <w:tr>
-        <w:tblPrEx>
-          <w:tblCellMar>
-            <w:top w:w="0" w:type="dxa"/>
-            <w:bottom w:w="0" w:type="dxa"/>
-          </w:tblCellMar>
-        </w:tblPrEx>
         <w:tc>
           <w:tcPr>
             <w:tcW w:w="3000" w:type="dxa"/>
@@ -32703,12 +30837,6 @@
         </w:tc>
       </w:tr>
       <w:tr>
-        <w:tblPrEx>
-          <w:tblCellMar>
-            <w:top w:w="0" w:type="dxa"/>
-            <w:bottom w:w="0" w:type="dxa"/>
-          </w:tblCellMar>
-        </w:tblPrEx>
         <w:tc>
           <w:tcPr>
             <w:tcW w:w="3000" w:type="dxa"/>
@@ -32767,12 +30895,6 @@
         </w:tc>
       </w:tr>
       <w:tr>
-        <w:tblPrEx>
-          <w:tblCellMar>
-            <w:top w:w="0" w:type="dxa"/>
-            <w:bottom w:w="0" w:type="dxa"/>
-          </w:tblCellMar>
-        </w:tblPrEx>
         <w:tc>
           <w:tcPr>
             <w:tcW w:w="3000" w:type="dxa"/>
@@ -32831,12 +30953,6 @@
         </w:tc>
       </w:tr>
       <w:tr>
-        <w:tblPrEx>
-          <w:tblCellMar>
-            <w:top w:w="0" w:type="dxa"/>
-            <w:bottom w:w="0" w:type="dxa"/>
-          </w:tblCellMar>
-        </w:tblPrEx>
         <w:tc>
           <w:tcPr>
             <w:tcW w:w="3000" w:type="dxa"/>
@@ -32895,12 +31011,6 @@
         </w:tc>
       </w:tr>
       <w:tr>
-        <w:tblPrEx>
-          <w:tblCellMar>
-            <w:top w:w="0" w:type="dxa"/>
-            <w:bottom w:w="0" w:type="dxa"/>
-          </w:tblCellMar>
-        </w:tblPrEx>
         <w:tc>
           <w:tcPr>
             <w:tcW w:w="3000" w:type="dxa"/>
@@ -32959,12 +31069,6 @@
         </w:tc>
       </w:tr>
       <w:tr>
-        <w:tblPrEx>
-          <w:tblCellMar>
-            <w:top w:w="0" w:type="dxa"/>
-            <w:bottom w:w="0" w:type="dxa"/>
-          </w:tblCellMar>
-        </w:tblPrEx>
         <w:tc>
           <w:tcPr>
             <w:tcW w:w="3000" w:type="dxa"/>
@@ -33039,12 +31143,6 @@
         </w:tc>
       </w:tr>
       <w:tr>
-        <w:tblPrEx>
-          <w:tblCellMar>
-            <w:top w:w="0" w:type="dxa"/>
-            <w:bottom w:w="0" w:type="dxa"/>
-          </w:tblCellMar>
-        </w:tblPrEx>
         <w:tc>
           <w:tcPr>
             <w:tcW w:w="3000" w:type="dxa"/>
@@ -33183,12 +31281,6 @@
         </w:tc>
       </w:tr>
       <w:tr>
-        <w:tblPrEx>
-          <w:tblCellMar>
-            <w:top w:w="0" w:type="dxa"/>
-            <w:bottom w:w="0" w:type="dxa"/>
-          </w:tblCellMar>
-        </w:tblPrEx>
         <w:tc>
           <w:tcPr>
             <w:tcW w:w="3000" w:type="dxa"/>
@@ -33247,12 +31339,6 @@
         </w:tc>
       </w:tr>
       <w:tr>
-        <w:tblPrEx>
-          <w:tblCellMar>
-            <w:top w:w="0" w:type="dxa"/>
-            <w:bottom w:w="0" w:type="dxa"/>
-          </w:tblCellMar>
-        </w:tblPrEx>
         <w:tc>
           <w:tcPr>
             <w:tcW w:w="3000" w:type="dxa"/>
@@ -33311,12 +31397,6 @@
         </w:tc>
       </w:tr>
       <w:tr>
-        <w:tblPrEx>
-          <w:tblCellMar>
-            <w:top w:w="0" w:type="dxa"/>
-            <w:bottom w:w="0" w:type="dxa"/>
-          </w:tblCellMar>
-        </w:tblPrEx>
         <w:tc>
           <w:tcPr>
             <w:tcW w:w="3000" w:type="dxa"/>
@@ -33376,12 +31456,6 @@
         </w:tc>
       </w:tr>
       <w:tr>
-        <w:tblPrEx>
-          <w:tblCellMar>
-            <w:top w:w="0" w:type="dxa"/>
-            <w:bottom w:w="0" w:type="dxa"/>
-          </w:tblCellMar>
-        </w:tblPrEx>
         <w:tc>
           <w:tcPr>
             <w:tcW w:w="3000" w:type="dxa"/>
@@ -33440,12 +31514,6 @@
         </w:tc>
       </w:tr>
       <w:tr>
-        <w:tblPrEx>
-          <w:tblCellMar>
-            <w:top w:w="0" w:type="dxa"/>
-            <w:bottom w:w="0" w:type="dxa"/>
-          </w:tblCellMar>
-        </w:tblPrEx>
         <w:tc>
           <w:tcPr>
             <w:tcW w:w="3000" w:type="dxa"/>
@@ -33569,12 +31637,6 @@
         <w:gridCol w:w="6960"/>
       </w:tblGrid>
       <w:tr>
-        <w:tblPrEx>
-          <w:tblCellMar>
-            <w:top w:w="0" w:type="dxa"/>
-            <w:bottom w:w="0" w:type="dxa"/>
-          </w:tblCellMar>
-        </w:tblPrEx>
         <w:tc>
           <w:tcPr>
             <w:tcW w:w="2400" w:type="dxa"/>
@@ -33637,12 +31699,6 @@
         </w:tc>
       </w:tr>
       <w:tr>
-        <w:tblPrEx>
-          <w:tblCellMar>
-            <w:top w:w="0" w:type="dxa"/>
-            <w:bottom w:w="0" w:type="dxa"/>
-          </w:tblCellMar>
-        </w:tblPrEx>
         <w:tc>
           <w:tcPr>
             <w:tcW w:w="2400" w:type="dxa"/>
@@ -33701,12 +31757,6 @@
         </w:tc>
       </w:tr>
       <w:tr>
-        <w:tblPrEx>
-          <w:tblCellMar>
-            <w:top w:w="0" w:type="dxa"/>
-            <w:bottom w:w="0" w:type="dxa"/>
-          </w:tblCellMar>
-        </w:tblPrEx>
         <w:tc>
           <w:tcPr>
             <w:tcW w:w="2400" w:type="dxa"/>
@@ -33765,12 +31815,6 @@
         </w:tc>
       </w:tr>
       <w:tr>
-        <w:tblPrEx>
-          <w:tblCellMar>
-            <w:top w:w="0" w:type="dxa"/>
-            <w:bottom w:w="0" w:type="dxa"/>
-          </w:tblCellMar>
-        </w:tblPrEx>
         <w:tc>
           <w:tcPr>
             <w:tcW w:w="2400" w:type="dxa"/>
@@ -33829,12 +31873,6 @@
         </w:tc>
       </w:tr>
       <w:tr>
-        <w:tblPrEx>
-          <w:tblCellMar>
-            <w:top w:w="0" w:type="dxa"/>
-            <w:bottom w:w="0" w:type="dxa"/>
-          </w:tblCellMar>
-        </w:tblPrEx>
         <w:tc>
           <w:tcPr>
             <w:tcW w:w="2400" w:type="dxa"/>
@@ -33893,12 +31931,6 @@
         </w:tc>
       </w:tr>
       <w:tr>
-        <w:tblPrEx>
-          <w:tblCellMar>
-            <w:top w:w="0" w:type="dxa"/>
-            <w:bottom w:w="0" w:type="dxa"/>
-          </w:tblCellMar>
-        </w:tblPrEx>
         <w:tc>
           <w:tcPr>
             <w:tcW w:w="2400" w:type="dxa"/>
@@ -33957,12 +31989,6 @@
         </w:tc>
       </w:tr>
       <w:tr>
-        <w:tblPrEx>
-          <w:tblCellMar>
-            <w:top w:w="0" w:type="dxa"/>
-            <w:bottom w:w="0" w:type="dxa"/>
-          </w:tblCellMar>
-        </w:tblPrEx>
         <w:tc>
           <w:tcPr>
             <w:tcW w:w="2400" w:type="dxa"/>
@@ -34030,12 +32056,6 @@
         </w:tc>
       </w:tr>
       <w:tr>
-        <w:tblPrEx>
-          <w:tblCellMar>
-            <w:top w:w="0" w:type="dxa"/>
-            <w:bottom w:w="0" w:type="dxa"/>
-          </w:tblCellMar>
-        </w:tblPrEx>
         <w:tc>
           <w:tcPr>
             <w:tcW w:w="2400" w:type="dxa"/>
@@ -34103,12 +32123,6 @@
         </w:tc>
       </w:tr>
       <w:tr>
-        <w:tblPrEx>
-          <w:tblCellMar>
-            <w:top w:w="0" w:type="dxa"/>
-            <w:bottom w:w="0" w:type="dxa"/>
-          </w:tblCellMar>
-        </w:tblPrEx>
         <w:tc>
           <w:tcPr>
             <w:tcW w:w="2400" w:type="dxa"/>
@@ -34185,12 +32199,6 @@
         </w:tc>
       </w:tr>
       <w:tr>
-        <w:tblPrEx>
-          <w:tblCellMar>
-            <w:top w:w="0" w:type="dxa"/>
-            <w:bottom w:w="0" w:type="dxa"/>
-          </w:tblCellMar>
-        </w:tblPrEx>
         <w:tc>
           <w:tcPr>
             <w:tcW w:w="2400" w:type="dxa"/>
@@ -34315,12 +32323,6 @@
         </w:tc>
       </w:tr>
       <w:tr>
-        <w:tblPrEx>
-          <w:tblCellMar>
-            <w:top w:w="0" w:type="dxa"/>
-            <w:bottom w:w="0" w:type="dxa"/>
-          </w:tblCellMar>
-        </w:tblPrEx>
         <w:tc>
           <w:tcPr>
             <w:tcW w:w="2400" w:type="dxa"/>
@@ -34752,12 +32754,6 @@
         <w:gridCol w:w="861"/>
       </w:tblGrid>
       <w:tr>
-        <w:tblPrEx>
-          <w:tblCellMar>
-            <w:top w:w="0" w:type="dxa"/>
-            <w:bottom w:w="0" w:type="dxa"/>
-          </w:tblCellMar>
-        </w:tblPrEx>
         <w:tc>
           <w:tcPr>
             <w:tcW w:w="800" w:type="dxa"/>
@@ -35060,12 +33056,6 @@
         </w:tc>
       </w:tr>
       <w:tr>
-        <w:tblPrEx>
-          <w:tblCellMar>
-            <w:top w:w="0" w:type="dxa"/>
-            <w:bottom w:w="0" w:type="dxa"/>
-          </w:tblCellMar>
-        </w:tblPrEx>
         <w:tc>
           <w:tcPr>
             <w:tcW w:w="800" w:type="dxa"/>
@@ -35350,12 +33340,6 @@
         </w:tc>
       </w:tr>
       <w:tr>
-        <w:tblPrEx>
-          <w:tblCellMar>
-            <w:top w:w="0" w:type="dxa"/>
-            <w:bottom w:w="0" w:type="dxa"/>
-          </w:tblCellMar>
-        </w:tblPrEx>
         <w:tc>
           <w:tcPr>
             <w:tcW w:w="800" w:type="dxa"/>
@@ -35647,12 +33631,6 @@
         </w:tc>
       </w:tr>
       <w:tr>
-        <w:tblPrEx>
-          <w:tblCellMar>
-            <w:top w:w="0" w:type="dxa"/>
-            <w:bottom w:w="0" w:type="dxa"/>
-          </w:tblCellMar>
-        </w:tblPrEx>
         <w:tc>
           <w:tcPr>
             <w:tcW w:w="800" w:type="dxa"/>
@@ -35928,12 +33906,6 @@
         </w:tc>
       </w:tr>
       <w:tr>
-        <w:tblPrEx>
-          <w:tblCellMar>
-            <w:top w:w="0" w:type="dxa"/>
-            <w:bottom w:w="0" w:type="dxa"/>
-          </w:tblCellMar>
-        </w:tblPrEx>
         <w:tc>
           <w:tcPr>
             <w:tcW w:w="800" w:type="dxa"/>
@@ -36209,12 +34181,6 @@
         </w:tc>
       </w:tr>
       <w:tr>
-        <w:tblPrEx>
-          <w:tblCellMar>
-            <w:top w:w="0" w:type="dxa"/>
-            <w:bottom w:w="0" w:type="dxa"/>
-          </w:tblCellMar>
-        </w:tblPrEx>
         <w:tc>
           <w:tcPr>
             <w:tcW w:w="800" w:type="dxa"/>
@@ -36506,12 +34472,6 @@
         </w:tc>
       </w:tr>
       <w:tr>
-        <w:tblPrEx>
-          <w:tblCellMar>
-            <w:top w:w="0" w:type="dxa"/>
-            <w:bottom w:w="0" w:type="dxa"/>
-          </w:tblCellMar>
-        </w:tblPrEx>
         <w:tc>
           <w:tcPr>
             <w:tcW w:w="800" w:type="dxa"/>
@@ -36803,12 +34763,6 @@
         </w:tc>
       </w:tr>
       <w:tr>
-        <w:tblPrEx>
-          <w:tblCellMar>
-            <w:top w:w="0" w:type="dxa"/>
-            <w:bottom w:w="0" w:type="dxa"/>
-          </w:tblCellMar>
-        </w:tblPrEx>
         <w:tc>
           <w:tcPr>
             <w:tcW w:w="800" w:type="dxa"/>
@@ -37084,12 +35038,6 @@
         </w:tc>
       </w:tr>
       <w:tr>
-        <w:tblPrEx>
-          <w:tblCellMar>
-            <w:top w:w="0" w:type="dxa"/>
-            <w:bottom w:w="0" w:type="dxa"/>
-          </w:tblCellMar>
-        </w:tblPrEx>
         <w:tc>
           <w:tcPr>
             <w:tcW w:w="800" w:type="dxa"/>
@@ -37365,12 +35313,6 @@
         </w:tc>
       </w:tr>
       <w:tr>
-        <w:tblPrEx>
-          <w:tblCellMar>
-            <w:top w:w="0" w:type="dxa"/>
-            <w:bottom w:w="0" w:type="dxa"/>
-          </w:tblCellMar>
-        </w:tblPrEx>
         <w:tc>
           <w:tcPr>
             <w:tcW w:w="800" w:type="dxa"/>
@@ -37646,12 +35588,6 @@
         </w:tc>
       </w:tr>
       <w:tr>
-        <w:tblPrEx>
-          <w:tblCellMar>
-            <w:top w:w="0" w:type="dxa"/>
-            <w:bottom w:w="0" w:type="dxa"/>
-          </w:tblCellMar>
-        </w:tblPrEx>
         <w:tc>
           <w:tcPr>
             <w:tcW w:w="800" w:type="dxa"/>
@@ -37927,12 +35863,6 @@
         </w:tc>
       </w:tr>
       <w:tr>
-        <w:tblPrEx>
-          <w:tblCellMar>
-            <w:top w:w="0" w:type="dxa"/>
-            <w:bottom w:w="0" w:type="dxa"/>
-          </w:tblCellMar>
-        </w:tblPrEx>
         <w:tc>
           <w:tcPr>
             <w:tcW w:w="800" w:type="dxa"/>
@@ -38224,12 +36154,6 @@
         </w:tc>
       </w:tr>
       <w:tr>
-        <w:tblPrEx>
-          <w:tblCellMar>
-            <w:top w:w="0" w:type="dxa"/>
-            <w:bottom w:w="0" w:type="dxa"/>
-          </w:tblCellMar>
-        </w:tblPrEx>
         <w:tc>
           <w:tcPr>
             <w:tcW w:w="800" w:type="dxa"/>
@@ -38505,12 +36429,6 @@
         </w:tc>
       </w:tr>
       <w:tr>
-        <w:tblPrEx>
-          <w:tblCellMar>
-            <w:top w:w="0" w:type="dxa"/>
-            <w:bottom w:w="0" w:type="dxa"/>
-          </w:tblCellMar>
-        </w:tblPrEx>
         <w:tc>
           <w:tcPr>
             <w:tcW w:w="800" w:type="dxa"/>
@@ -38786,12 +36704,6 @@
         </w:tc>
       </w:tr>
       <w:tr>
-        <w:tblPrEx>
-          <w:tblCellMar>
-            <w:top w:w="0" w:type="dxa"/>
-            <w:bottom w:w="0" w:type="dxa"/>
-          </w:tblCellMar>
-        </w:tblPrEx>
         <w:tc>
           <w:tcPr>
             <w:tcW w:w="800" w:type="dxa"/>
@@ -39068,12 +36980,6 @@
         </w:tc>
       </w:tr>
       <w:tr>
-        <w:tblPrEx>
-          <w:tblCellMar>
-            <w:top w:w="0" w:type="dxa"/>
-            <w:bottom w:w="0" w:type="dxa"/>
-          </w:tblCellMar>
-        </w:tblPrEx>
         <w:tc>
           <w:tcPr>
             <w:tcW w:w="800" w:type="dxa"/>
@@ -39381,12 +37287,6 @@
         </w:tc>
       </w:tr>
       <w:tr>
-        <w:tblPrEx>
-          <w:tblCellMar>
-            <w:top w:w="0" w:type="dxa"/>
-            <w:bottom w:w="0" w:type="dxa"/>
-          </w:tblCellMar>
-        </w:tblPrEx>
         <w:tc>
           <w:tcPr>
             <w:tcW w:w="800" w:type="dxa"/>
@@ -39671,12 +37571,6 @@
         </w:tc>
       </w:tr>
       <w:tr>
-        <w:tblPrEx>
-          <w:tblCellMar>
-            <w:top w:w="0" w:type="dxa"/>
-            <w:bottom w:w="0" w:type="dxa"/>
-          </w:tblCellMar>
-        </w:tblPrEx>
         <w:tc>
           <w:tcPr>
             <w:tcW w:w="800" w:type="dxa"/>
@@ -39952,12 +37846,6 @@
         </w:tc>
       </w:tr>
       <w:tr>
-        <w:tblPrEx>
-          <w:tblCellMar>
-            <w:top w:w="0" w:type="dxa"/>
-            <w:bottom w:w="0" w:type="dxa"/>
-          </w:tblCellMar>
-        </w:tblPrEx>
         <w:tc>
           <w:tcPr>
             <w:tcW w:w="800" w:type="dxa"/>
@@ -40249,12 +38137,6 @@
         </w:tc>
       </w:tr>
       <w:tr>
-        <w:tblPrEx>
-          <w:tblCellMar>
-            <w:top w:w="0" w:type="dxa"/>
-            <w:bottom w:w="0" w:type="dxa"/>
-          </w:tblCellMar>
-        </w:tblPrEx>
         <w:tc>
           <w:tcPr>
             <w:tcW w:w="800" w:type="dxa"/>
@@ -40555,12 +38437,6 @@
         </w:tc>
       </w:tr>
       <w:tr>
-        <w:tblPrEx>
-          <w:tblCellMar>
-            <w:top w:w="0" w:type="dxa"/>
-            <w:bottom w:w="0" w:type="dxa"/>
-          </w:tblCellMar>
-        </w:tblPrEx>
         <w:tc>
           <w:tcPr>
             <w:tcW w:w="800" w:type="dxa"/>
@@ -40854,12 +38730,6 @@
         </w:tc>
       </w:tr>
       <w:tr>
-        <w:tblPrEx>
-          <w:tblCellMar>
-            <w:top w:w="0" w:type="dxa"/>
-            <w:bottom w:w="0" w:type="dxa"/>
-          </w:tblCellMar>
-        </w:tblPrEx>
         <w:tc>
           <w:tcPr>
             <w:tcW w:w="800" w:type="dxa"/>
@@ -41160,12 +39030,6 @@
         </w:tc>
       </w:tr>
       <w:tr>
-        <w:tblPrEx>
-          <w:tblCellMar>
-            <w:top w:w="0" w:type="dxa"/>
-            <w:bottom w:w="0" w:type="dxa"/>
-          </w:tblCellMar>
-        </w:tblPrEx>
         <w:tc>
           <w:tcPr>
             <w:tcW w:w="800" w:type="dxa"/>
@@ -41441,12 +39305,6 @@
         </w:tc>
       </w:tr>
       <w:tr>
-        <w:tblPrEx>
-          <w:tblCellMar>
-            <w:top w:w="0" w:type="dxa"/>
-            <w:bottom w:w="0" w:type="dxa"/>
-          </w:tblCellMar>
-        </w:tblPrEx>
         <w:tc>
           <w:tcPr>
             <w:tcW w:w="800" w:type="dxa"/>
@@ -41847,12 +39705,6 @@
         <w:gridCol w:w="6160"/>
       </w:tblGrid>
       <w:tr>
-        <w:tblPrEx>
-          <w:tblCellMar>
-            <w:top w:w="0" w:type="dxa"/>
-            <w:bottom w:w="0" w:type="dxa"/>
-          </w:tblCellMar>
-        </w:tblPrEx>
         <w:tc>
           <w:tcPr>
             <w:tcW w:w="3200" w:type="dxa"/>
@@ -41915,12 +39767,6 @@
         </w:tc>
       </w:tr>
       <w:tr>
-        <w:tblPrEx>
-          <w:tblCellMar>
-            <w:top w:w="0" w:type="dxa"/>
-            <w:bottom w:w="0" w:type="dxa"/>
-          </w:tblCellMar>
-        </w:tblPrEx>
         <w:tc>
           <w:tcPr>
             <w:tcW w:w="3200" w:type="dxa"/>
@@ -41979,12 +39825,6 @@
         </w:tc>
       </w:tr>
       <w:tr>
-        <w:tblPrEx>
-          <w:tblCellMar>
-            <w:top w:w="0" w:type="dxa"/>
-            <w:bottom w:w="0" w:type="dxa"/>
-          </w:tblCellMar>
-        </w:tblPrEx>
         <w:tc>
           <w:tcPr>
             <w:tcW w:w="3200" w:type="dxa"/>
@@ -42043,12 +39883,6 @@
         </w:tc>
       </w:tr>
       <w:tr>
-        <w:tblPrEx>
-          <w:tblCellMar>
-            <w:top w:w="0" w:type="dxa"/>
-            <w:bottom w:w="0" w:type="dxa"/>
-          </w:tblCellMar>
-        </w:tblPrEx>
         <w:tc>
           <w:tcPr>
             <w:tcW w:w="3200" w:type="dxa"/>
@@ -42107,12 +39941,6 @@
         </w:tc>
       </w:tr>
       <w:tr>
-        <w:tblPrEx>
-          <w:tblCellMar>
-            <w:top w:w="0" w:type="dxa"/>
-            <w:bottom w:w="0" w:type="dxa"/>
-          </w:tblCellMar>
-        </w:tblPrEx>
         <w:tc>
           <w:tcPr>
             <w:tcW w:w="3200" w:type="dxa"/>
@@ -42171,12 +39999,6 @@
         </w:tc>
       </w:tr>
       <w:tr>
-        <w:tblPrEx>
-          <w:tblCellMar>
-            <w:top w:w="0" w:type="dxa"/>
-            <w:bottom w:w="0" w:type="dxa"/>
-          </w:tblCellMar>
-        </w:tblPrEx>
         <w:tc>
           <w:tcPr>
             <w:tcW w:w="3200" w:type="dxa"/>
@@ -42235,12 +40057,6 @@
         </w:tc>
       </w:tr>
       <w:tr>
-        <w:tblPrEx>
-          <w:tblCellMar>
-            <w:top w:w="0" w:type="dxa"/>
-            <w:bottom w:w="0" w:type="dxa"/>
-          </w:tblCellMar>
-        </w:tblPrEx>
         <w:tc>
           <w:tcPr>
             <w:tcW w:w="3200" w:type="dxa"/>
@@ -42299,12 +40115,6 @@
         </w:tc>
       </w:tr>
       <w:tr>
-        <w:tblPrEx>
-          <w:tblCellMar>
-            <w:top w:w="0" w:type="dxa"/>
-            <w:bottom w:w="0" w:type="dxa"/>
-          </w:tblCellMar>
-        </w:tblPrEx>
         <w:tc>
           <w:tcPr>
             <w:tcW w:w="3200" w:type="dxa"/>
@@ -42363,12 +40173,6 @@
         </w:tc>
       </w:tr>
       <w:tr>
-        <w:tblPrEx>
-          <w:tblCellMar>
-            <w:top w:w="0" w:type="dxa"/>
-            <w:bottom w:w="0" w:type="dxa"/>
-          </w:tblCellMar>
-        </w:tblPrEx>
         <w:tc>
           <w:tcPr>
             <w:tcW w:w="3200" w:type="dxa"/>
@@ -42427,12 +40231,6 @@
         </w:tc>
       </w:tr>
       <w:tr>
-        <w:tblPrEx>
-          <w:tblCellMar>
-            <w:top w:w="0" w:type="dxa"/>
-            <w:bottom w:w="0" w:type="dxa"/>
-          </w:tblCellMar>
-        </w:tblPrEx>
         <w:tc>
           <w:tcPr>
             <w:tcW w:w="3200" w:type="dxa"/>
@@ -42491,12 +40289,6 @@
         </w:tc>
       </w:tr>
       <w:tr>
-        <w:tblPrEx>
-          <w:tblCellMar>
-            <w:top w:w="0" w:type="dxa"/>
-            <w:bottom w:w="0" w:type="dxa"/>
-          </w:tblCellMar>
-        </w:tblPrEx>
         <w:tc>
           <w:tcPr>
             <w:tcW w:w="3200" w:type="dxa"/>
@@ -42555,12 +40347,6 @@
         </w:tc>
       </w:tr>
       <w:tr>
-        <w:tblPrEx>
-          <w:tblCellMar>
-            <w:top w:w="0" w:type="dxa"/>
-            <w:bottom w:w="0" w:type="dxa"/>
-          </w:tblCellMar>
-        </w:tblPrEx>
         <w:tc>
           <w:tcPr>
             <w:tcW w:w="3200" w:type="dxa"/>
@@ -42619,12 +40405,6 @@
         </w:tc>
       </w:tr>
       <w:tr>
-        <w:tblPrEx>
-          <w:tblCellMar>
-            <w:top w:w="0" w:type="dxa"/>
-            <w:bottom w:w="0" w:type="dxa"/>
-          </w:tblCellMar>
-        </w:tblPrEx>
         <w:tc>
           <w:tcPr>
             <w:tcW w:w="3200" w:type="dxa"/>
@@ -42757,12 +40537,6 @@
         <w:gridCol w:w="3804"/>
       </w:tblGrid>
       <w:tr>
-        <w:tblPrEx>
-          <w:tblCellMar>
-            <w:top w:w="0" w:type="dxa"/>
-            <w:bottom w:w="0" w:type="dxa"/>
-          </w:tblCellMar>
-        </w:tblPrEx>
         <w:tc>
           <w:tcPr>
             <w:tcW w:w="500" w:type="dxa"/>
@@ -42915,12 +40689,6 @@
         </w:tc>
       </w:tr>
       <w:tr>
-        <w:tblPrEx>
-          <w:tblCellMar>
-            <w:top w:w="0" w:type="dxa"/>
-            <w:bottom w:w="0" w:type="dxa"/>
-          </w:tblCellMar>
-        </w:tblPrEx>
         <w:tc>
           <w:tcPr>
             <w:tcW w:w="500" w:type="dxa"/>
@@ -43060,12 +40828,6 @@
         </w:tc>
       </w:tr>
       <w:tr>
-        <w:tblPrEx>
-          <w:tblCellMar>
-            <w:top w:w="0" w:type="dxa"/>
-            <w:bottom w:w="0" w:type="dxa"/>
-          </w:tblCellMar>
-        </w:tblPrEx>
         <w:tc>
           <w:tcPr>
             <w:tcW w:w="500" w:type="dxa"/>
@@ -43205,12 +40967,6 @@
         </w:tc>
       </w:tr>
       <w:tr>
-        <w:tblPrEx>
-          <w:tblCellMar>
-            <w:top w:w="0" w:type="dxa"/>
-            <w:bottom w:w="0" w:type="dxa"/>
-          </w:tblCellMar>
-        </w:tblPrEx>
         <w:tc>
           <w:tcPr>
             <w:tcW w:w="500" w:type="dxa"/>
@@ -43350,12 +41106,6 @@
         </w:tc>
       </w:tr>
       <w:tr>
-        <w:tblPrEx>
-          <w:tblCellMar>
-            <w:top w:w="0" w:type="dxa"/>
-            <w:bottom w:w="0" w:type="dxa"/>
-          </w:tblCellMar>
-        </w:tblPrEx>
         <w:tc>
           <w:tcPr>
             <w:tcW w:w="500" w:type="dxa"/>
@@ -43495,12 +41245,6 @@
         </w:tc>
       </w:tr>
       <w:tr>
-        <w:tblPrEx>
-          <w:tblCellMar>
-            <w:top w:w="0" w:type="dxa"/>
-            <w:bottom w:w="0" w:type="dxa"/>
-          </w:tblCellMar>
-        </w:tblPrEx>
         <w:tc>
           <w:tcPr>
             <w:tcW w:w="500" w:type="dxa"/>
@@ -43640,12 +41384,6 @@
         </w:tc>
       </w:tr>
       <w:tr>
-        <w:tblPrEx>
-          <w:tblCellMar>
-            <w:top w:w="0" w:type="dxa"/>
-            <w:bottom w:w="0" w:type="dxa"/>
-          </w:tblCellMar>
-        </w:tblPrEx>
         <w:tc>
           <w:tcPr>
             <w:tcW w:w="500" w:type="dxa"/>
@@ -43785,12 +41523,6 @@
         </w:tc>
       </w:tr>
       <w:tr>
-        <w:tblPrEx>
-          <w:tblCellMar>
-            <w:top w:w="0" w:type="dxa"/>
-            <w:bottom w:w="0" w:type="dxa"/>
-          </w:tblCellMar>
-        </w:tblPrEx>
         <w:tc>
           <w:tcPr>
             <w:tcW w:w="500" w:type="dxa"/>
@@ -43930,12 +41662,6 @@
         </w:tc>
       </w:tr>
       <w:tr>
-        <w:tblPrEx>
-          <w:tblCellMar>
-            <w:top w:w="0" w:type="dxa"/>
-            <w:bottom w:w="0" w:type="dxa"/>
-          </w:tblCellMar>
-        </w:tblPrEx>
         <w:tc>
           <w:tcPr>
             <w:tcW w:w="500" w:type="dxa"/>
@@ -44589,12 +42315,6 @@
         <w:gridCol w:w="4960"/>
       </w:tblGrid>
       <w:tr>
-        <w:tblPrEx>
-          <w:tblCellMar>
-            <w:top w:w="0" w:type="dxa"/>
-            <w:bottom w:w="0" w:type="dxa"/>
-          </w:tblCellMar>
-        </w:tblPrEx>
         <w:tc>
           <w:tcPr>
             <w:tcW w:w="3200" w:type="dxa"/>
@@ -44687,12 +42407,6 @@
         </w:tc>
       </w:tr>
       <w:tr>
-        <w:tblPrEx>
-          <w:tblCellMar>
-            <w:top w:w="0" w:type="dxa"/>
-            <w:bottom w:w="0" w:type="dxa"/>
-          </w:tblCellMar>
-        </w:tblPrEx>
         <w:tc>
           <w:tcPr>
             <w:tcW w:w="3200" w:type="dxa"/>
@@ -44778,12 +42492,6 @@
         </w:tc>
       </w:tr>
       <w:tr>
-        <w:tblPrEx>
-          <w:tblCellMar>
-            <w:top w:w="0" w:type="dxa"/>
-            <w:bottom w:w="0" w:type="dxa"/>
-          </w:tblCellMar>
-        </w:tblPrEx>
         <w:tc>
           <w:tcPr>
             <w:tcW w:w="3200" w:type="dxa"/>
@@ -44987,12 +42695,6 @@
         <w:gridCol w:w="2117"/>
       </w:tblGrid>
       <w:tr>
-        <w:tblPrEx>
-          <w:tblCellMar>
-            <w:top w:w="0" w:type="dxa"/>
-            <w:bottom w:w="0" w:type="dxa"/>
-          </w:tblCellMar>
-        </w:tblPrEx>
         <w:tc>
           <w:tcPr>
             <w:tcW w:w="2800" w:type="dxa"/>
@@ -45115,12 +42817,6 @@
         </w:tc>
       </w:tr>
       <w:tr>
-        <w:tblPrEx>
-          <w:tblCellMar>
-            <w:top w:w="0" w:type="dxa"/>
-            <w:bottom w:w="0" w:type="dxa"/>
-          </w:tblCellMar>
-        </w:tblPrEx>
         <w:tc>
           <w:tcPr>
             <w:tcW w:w="2800" w:type="dxa"/>
@@ -45233,12 +42929,6 @@
         </w:tc>
       </w:tr>
       <w:tr>
-        <w:tblPrEx>
-          <w:tblCellMar>
-            <w:top w:w="0" w:type="dxa"/>
-            <w:bottom w:w="0" w:type="dxa"/>
-          </w:tblCellMar>
-        </w:tblPrEx>
         <w:tc>
           <w:tcPr>
             <w:tcW w:w="2800" w:type="dxa"/>
@@ -45360,12 +43050,6 @@
         </w:tc>
       </w:tr>
       <w:tr>
-        <w:tblPrEx>
-          <w:tblCellMar>
-            <w:top w:w="0" w:type="dxa"/>
-            <w:bottom w:w="0" w:type="dxa"/>
-          </w:tblCellMar>
-        </w:tblPrEx>
         <w:tc>
           <w:tcPr>
             <w:tcW w:w="2800" w:type="dxa"/>
@@ -45479,12 +43163,6 @@
         </w:tc>
       </w:tr>
       <w:tr>
-        <w:tblPrEx>
-          <w:tblCellMar>
-            <w:top w:w="0" w:type="dxa"/>
-            <w:bottom w:w="0" w:type="dxa"/>
-          </w:tblCellMar>
-        </w:tblPrEx>
         <w:tc>
           <w:tcPr>
             <w:tcW w:w="2800" w:type="dxa"/>
@@ -45613,12 +43291,6 @@
         </w:tc>
       </w:tr>
       <w:tr>
-        <w:tblPrEx>
-          <w:tblCellMar>
-            <w:top w:w="0" w:type="dxa"/>
-            <w:bottom w:w="0" w:type="dxa"/>
-          </w:tblCellMar>
-        </w:tblPrEx>
         <w:tc>
           <w:tcPr>
             <w:tcW w:w="2800" w:type="dxa"/>
@@ -45740,12 +43412,6 @@
         </w:tc>
       </w:tr>
       <w:tr>
-        <w:tblPrEx>
-          <w:tblCellMar>
-            <w:top w:w="0" w:type="dxa"/>
-            <w:bottom w:w="0" w:type="dxa"/>
-          </w:tblCellMar>
-        </w:tblPrEx>
         <w:tc>
           <w:tcPr>
             <w:tcW w:w="2800" w:type="dxa"/>
